--- a/klagomål/A 8756-2024 FSC-klagomål.docx
+++ b/klagomål/A 8756-2024 FSC-klagomål.docx
@@ -1038,7 +1038,7 @@
     <w:r>
       <w:tab/>
       <w:tab/>
-      <w:t>2026-06-15</w:t>
+      <w:t>2026-06-16</w:t>
       <w:br/>
       <w:br/>
     </w:r>

--- a/klagomål/A 8756-2024 FSC-klagomål.docx
+++ b/klagomål/A 8756-2024 FSC-klagomål.docx
@@ -1038,7 +1038,7 @@
     <w:r>
       <w:tab/>
       <w:tab/>
-      <w:t>2026-06-16</w:t>
+      <w:t>2026-06-17</w:t>
       <w:br/>
       <w:br/>
     </w:r>

--- a/klagomål/A 8756-2024 FSC-klagomål.docx
+++ b/klagomål/A 8756-2024 FSC-klagomål.docx
@@ -1,6 +1,6 @@
 
 <file path=word/document.xml><?xml version="1.0" encoding="utf-8"?>
-<w:document xmlns:wpc="http://schemas.microsoft.com/office/word/2010/wordprocessingCanvas" xmlns:cx="http://schemas.microsoft.com/office/drawing/2014/chartex" xmlns:cx1="http://schemas.microsoft.com/office/drawing/2015/9/8/chartex" xmlns:cx2="http://schemas.microsoft.com/office/drawing/2015/10/21/chartex" xmlns:cx3="http://schemas.microsoft.com/office/drawing/2016/5/9/chartex" xmlns:cx4="http://schemas.microsoft.com/office/drawing/2016/5/10/chartex" xmlns:cx5="http://schemas.microsoft.com/office/drawing/2016/5/11/chartex" xmlns:cx6="http://schemas.microsoft.com/office/drawing/2016/5/12/chartex" xmlns:cx7="http://schemas.microsoft.com/office/drawing/2016/5/13/chartex" xmlns:cx8="http://schemas.microsoft.com/office/drawing/2016/5/14/chartex" xmlns:mc="http://schemas.openxmlformats.org/markup-compatibility/2006" xmlns:aink="http://schemas.microsoft.com/office/drawing/2016/ink" xmlns:am3d="http://schemas.microsoft.com/office/drawing/2017/model3d" xmlns:o="urn:schemas-microsoft-com:office:office" xmlns:oel="http://schemas.microsoft.com/office/2019/extlst" xmlns:r="http://schemas.openxmlformats.org/officeDocument/2006/relationships" xmlns:m="http://schemas.openxmlformats.org/officeDocument/2006/math" xmlns:v="urn:schemas-microsoft-com:vml" xmlns:wp14="http://schemas.microsoft.com/office/word/2010/wordprocessingDrawing" xmlns:wp="http://schemas.openxmlformats.org/drawingml/2006/wordprocessingDrawing" xmlns:w10="urn:schemas-microsoft-com:office:word" xmlns:w="http://schemas.openxmlformats.org/wordprocessingml/2006/main" xmlns:w14="http://schemas.microsoft.com/office/word/2010/wordml" xmlns:w15="http://schemas.microsoft.com/office/word/2012/wordml" xmlns:w16cex="http://schemas.microsoft.com/office/word/2018/wordml/cex" xmlns:w16cid="http://schemas.microsoft.com/office/word/2016/wordml/cid" xmlns:w16="http://schemas.microsoft.com/office/word/2018/wordml" xmlns:w16sdtdh="http://schemas.microsoft.com/office/word/2020/wordml/sdtdatahash" xmlns:w16se="http://schemas.microsoft.com/office/word/2015/wordml/symex" xmlns:wpg="http://schemas.microsoft.com/office/word/2010/wordprocessingGroup" xmlns:wpi="http://schemas.microsoft.com/office/word/2010/wordprocessingInk" xmlns:wne="http://schemas.microsoft.com/office/word/2006/wordml" xmlns:wps="http://schemas.microsoft.com/office/word/2010/wordprocessingShape" mc:Ignorable="w14 w15 w16se w16cid w16 w16cex w16sdtdh wp14">
+<w:document xmlns:wpc="http://schemas.microsoft.com/office/word/2010/wordprocessingCanvas" xmlns:cx="http://schemas.microsoft.com/office/drawing/2014/chartex" xmlns:cx1="http://schemas.microsoft.com/office/drawing/2015/9/8/chartex" xmlns:cx2="http://schemas.microsoft.com/office/drawing/2015/10/21/chartex" xmlns:cx3="http://schemas.microsoft.com/office/drawing/2016/5/9/chartex" xmlns:cx4="http://schemas.microsoft.com/office/drawing/2016/5/10/chartex" xmlns:cx5="http://schemas.microsoft.com/office/drawing/2016/5/11/chartex" xmlns:cx6="http://schemas.microsoft.com/office/drawing/2016/5/12/chartex" xmlns:cx7="http://schemas.microsoft.com/office/drawing/2016/5/13/chartex" xmlns:cx8="http://schemas.microsoft.com/office/drawing/2016/5/14/chartex" xmlns:mc="http://schemas.openxmlformats.org/markup-compatibility/2006" xmlns:aink="http://schemas.microsoft.com/office/drawing/2016/ink" xmlns:am3d="http://schemas.microsoft.com/office/drawing/2017/model3d" xmlns:o="urn:schemas-microsoft-com:office:office" xmlns:oel="http://schemas.microsoft.com/office/2019/extlst" xmlns:r="http://schemas.openxmlformats.org/officeDocument/2006/relationships" xmlns:m="http://schemas.openxmlformats.org/officeDocument/2006/math" xmlns:v="urn:schemas-microsoft-com:vml" xmlns:wp14="http://schemas.microsoft.com/office/word/2010/wordprocessingDrawing" xmlns:wp="http://schemas.openxmlformats.org/drawingml/2006/wordprocessingDrawing" xmlns:w10="urn:schemas-microsoft-com:office:word" xmlns:w="http://schemas.openxmlformats.org/wordprocessingml/2006/main" xmlns:w14="http://schemas.microsoft.com/office/word/2010/wordml" xmlns:w15="http://schemas.microsoft.com/office/word/2012/wordml" xmlns:w16cex="http://schemas.microsoft.com/office/word/2018/wordml/cex" xmlns:w16cid="http://schemas.microsoft.com/office/word/2016/wordml/cid" xmlns:w16="http://schemas.microsoft.com/office/word/2018/wordml" xmlns:w16du="http://schemas.microsoft.com/office/word/2023/wordml/word16du" xmlns:w16sdtdh="http://schemas.microsoft.com/office/word/2020/wordml/sdtdatahash" xmlns:w16sdtfl="http://schemas.microsoft.com/office/word/2024/wordml/sdtformatlock" xmlns:w16se="http://schemas.microsoft.com/office/word/2015/wordml/symex" xmlns:wpg="http://schemas.microsoft.com/office/word/2010/wordprocessingGroup" xmlns:wpi="http://schemas.microsoft.com/office/word/2010/wordprocessingInk" xmlns:wne="http://schemas.microsoft.com/office/word/2006/wordml" xmlns:wps="http://schemas.microsoft.com/office/word/2010/wordprocessingShape" mc:Ignorable="w14 w15 w16se w16cid w16 w16cex w16sdtdh w16sdtfl w16du wp14">
   <w:body>
     <w:p>
       <w:r>
@@ -168,7 +168,7 @@
     </w:p>
     <w:p>
       <w:r>
-        <w:t>Detta dokument behandlar höga naturvärden i avverkningsanmälan A 8756-2024 i Falu kommun. Denna avverkningsanmälan inkom 2024-03-05 00:00:00 och omfattar 4,1 ha.</w:t>
+        <w:t>Detta dokument behandlar höga naturvärden i avverkningsanmälan A 8756-2024 i Falu kommun som inkom 2024-03-05 och omfattar 4,1 ha.</w:t>
       </w:r>
     </w:p>
     <w:p>
@@ -191,12 +191,15 @@
     </w:p>
     <w:p>
       <w:r>
-        <w:t>I avverkningsanmälan har följande 3 naturvårdsarter hittats: spillkråka (NT, §4), mindre märgborre (S) och kungsfågel (§4). Av dessa är 1 rödlistade. För rödlistade arter har rödlistekategorin angivits inom parentes. Arter som är signalarter enligt Skogsstyrelsen har markerats med (S). För fridlysta arter anges även paragrafen i Artskyddsförordningen som arten är fridlyst enligt.</w:t>
+        <w:t>I och inom 16 meter från avverkningsanmälan har följande 5 naturvårdsarter hittats: mindre märgborre (S, T), blåbär (T), linnea (T), spillkråka (T, §4) och kungsfågel (§4). Arter som är signalarter enligt Skogsstyrelsen har markerats med (S). Typiska arter inom Natura 2000 som är kopplade till skogsekosystem har markerats med (T). För fridlysta arter anges även paragrafen i Artskyddsförordningen som arten är fridlyst enligt.</w:t>
       </w:r>
     </w:p>
     <w:p>
       <w:r>
-        <w:t>De påträffade naturvårdsarterna är ett tydligt kvitto på att detta rör sig om en skog med höga naturvärden. I Figur 1 visas en karta över det avverkningsanmälda området, där samtliga fyndplatser för naturvårdsarter som finns registrerade på Artportalen har markerats.</w:t>
+        <w:t>De påträffade naturvårdsarterna är ett tydligt kvitto på att det rör sig om en skog med höga naturvärden.</w:t>
+      </w:r>
+      <w:r>
+        <w:t xml:space="preserve"> I Figur 1 visas fyndplatser för naturvårdsarter i området, som finns registrerade på Artportalen.</w:t>
       </w:r>
     </w:p>
     <w:p>
@@ -206,7 +209,7 @@
       <w:r>
         <w:drawing>
           <wp:inline xmlns:a="http://schemas.openxmlformats.org/drawingml/2006/main" xmlns:pic="http://schemas.openxmlformats.org/drawingml/2006/picture">
-            <wp:extent cx="5486400" cy="5861805"/>
+            <wp:extent cx="5486400" cy="5637508"/>
             <wp:docPr id="1" name="Picture 1"/>
             <wp:cNvGraphicFramePr>
               <a:graphicFrameLocks noChangeAspect="1"/>
@@ -227,7 +230,7 @@
                   <pic:spPr>
                     <a:xfrm>
                       <a:off x="0" y="0"/>
-                      <a:ext cx="5486400" cy="5861805"/>
+                      <a:ext cx="5486400" cy="5637508"/>
                     </a:xfrm>
                     <a:prstGeom prst="rect"/>
                   </pic:spPr>
@@ -241,9 +244,119 @@
     <w:p>
       <w:pPr>
         <w:pStyle w:val="Caption"/>
+        <w:spacing w:after="240"/>
       </w:pPr>
       <w:r>
-        <w:t>Figur 1. Fyndplatser för naturvårdsarter i det avverkningsanmälda området (röd linje). Markörer utan svart kant är placerade på fyndplatsen. Markörer med svart kant är placerade vid sidan av fyndplatsen och har ett svart streck som visar fyndplatsens exakta position. Kartans mittpunktskoordinat är N 6717394, E 529437 i SWEREF 99 TM.</w:t>
+        <w:t>Figur 1. Fyndplatser för naturvårdsarter i och inom 16 meter från avverkningsanmälan (röd linje). Markörer utan svart kant är placerade på fyndplatsen. Markörer med svart kant är placerade vid sidan av fyndplatsen och har ett svart streck som visar fyndplatsens exakta position. Kartans mittpunktskoordinat är N 6717394, E 529437 i SWEREF 99 TM.</w:t>
+      </w:r>
+    </w:p>
+    <w:p>
+      <w:pPr>
+        <w:pStyle w:val="Heading2"/>
+      </w:pPr>
+      <w:r>
+        <w:t>Fridlysta arter</w:t>
+      </w:r>
+    </w:p>
+    <w:p>
+      <w:r>
+        <w:t>Följande fridlysta arter har sina livsmiljöer och växtplatser i den avverkningsanmälda skogen: spillkråka (T, §4) och kungsfågel (§4).</w:t>
+      </w:r>
+    </w:p>
+    <w:p>
+      <w:r>
+        <w:t xml:space="preserve">Observera att medlemsländerna är skyldiga att agera i enlighet med EU:s fågeldirektiv där det uttryckligen står att direktivet gäller för fåglar samt för deras ägg, bon och </w:t>
+      </w:r>
+      <w:r>
+        <w:rPr>
+          <w:b/>
+        </w:rPr>
+        <w:t xml:space="preserve">livsmiljöer </w:t>
+      </w:r>
+      <w:r>
+        <w:t>(artikel 1). Vidare att de åtgärder som vidtas inte får leda till en försämring av den nuvarande situationen beträffande bevarandet av de fågelarter som avses i artikel 1 (artikel 13). Fågeldirektivet är styrande för tillsynsansvariga myndigheters ärendehantering, ställningstaganden och beslutsfattande.</w:t>
+      </w:r>
+    </w:p>
+    <w:p>
+      <w:r>
+        <w:rPr>
+          <w:b/>
+        </w:rPr>
+        <w:t>Spillkråka (§4)</w:t>
+      </w:r>
+      <w:r>
+        <w:t xml:space="preserve"> omfattas av bilaga 1 i EU:s fågeldirektiv och är typisk art för </w:t>
+      </w:r>
+      <w:r>
+        <w:rPr>
+          <w:i/>
+        </w:rPr>
+        <w:t xml:space="preserve">9010 Taiga </w:t>
+      </w:r>
+      <w:r>
+        <w:t>och</w:t>
+      </w:r>
+      <w:r>
+        <w:rPr>
+          <w:i/>
+        </w:rPr>
+        <w:t xml:space="preserve"> 9740 Skogsbevuxen myr</w:t>
+      </w:r>
+      <w:r>
+        <w:t>. Den behöver grova träd, främst tall, asp och bok som boträd. Skogsbruk med korta omloppstider och täta, homogena ungskogar utgör det största hotet. Spillkråka är en nyckelart i skogliga miljöer vars övergivna bohål utnyttjas av flera andra hålhäckande fågelarter och fladdermöss, däribland pärluggla (EN, §4), knipa (§4), salskrake (§4) och skogsduva (§4). Hökuggla (VU, §4) och slaguggla (§4) häckar ofta i högstubbar som brutits av i höjd med ett gammalt spillkråkebo (SLU Artdatabanken, 2026; Skogsstyrelsen, 2016).</w:t>
+      </w:r>
+    </w:p>
+    <w:p>
+      <w:r>
+        <w:t>I BILAGA 1 finns mer detaljerad information om ekologi samt krav på livsmiljö hos fridlysta arter.</w:t>
+      </w:r>
+    </w:p>
+    <w:p>
+      <w:pPr>
+        <w:pStyle w:val="Heading2"/>
+      </w:pPr>
+      <w:r>
+        <w:t>Övriga naturvårdsarter</w:t>
+      </w:r>
+    </w:p>
+    <w:p>
+      <w:r>
+        <w:rPr>
+          <w:b/>
+        </w:rPr>
+        <w:t>Blåbär</w:t>
+      </w:r>
+      <w:r>
+        <w:t xml:space="preserve"> är typisk art för </w:t>
+      </w:r>
+      <w:r>
+        <w:rPr>
+          <w:i/>
+        </w:rPr>
+        <w:t>9190 Näringsfattig ekskog</w:t>
+      </w:r>
+      <w:r>
+        <w:t>. I naturskogar och kontinuitetsskogar är blåbär värdväxt för bland annat de rödlistade fjärilarna sibiriskt lundfly (EN), tajgafjällfly (EN), urskogsfly (EN), fjällskogsfly (VU), högnordiskt fjällfly (VU), baltiskt skogsfly (NT), gråpudrat skogsfly (NT), grå blåbärsfältmätare (NT) och skogsfältmätare (NT) (SLU Artdatabanken, 2026).</w:t>
+      </w:r>
+    </w:p>
+    <w:p>
+      <w:r>
+        <w:rPr>
+          <w:b/>
+        </w:rPr>
+        <w:t xml:space="preserve">Linnea </w:t>
+      </w:r>
+      <w:r>
+        <w:t xml:space="preserve">är typisk art för </w:t>
+      </w:r>
+      <w:r>
+        <w:rPr>
+          <w:i/>
+        </w:rPr>
+        <w:t>9010 Taiga</w:t>
+      </w:r>
+      <w:r>
+        <w:t>. På linnea kan man hitta sporsäcksvampen linnealudd (SLU Artdatabanken, 2025).</w:t>
       </w:r>
     </w:p>
     <w:p>
@@ -280,67 +393,6 @@
         <w:pStyle w:val="Heading1"/>
       </w:pPr>
       <w:r>
-        <w:t>Fridlysta arter</w:t>
-      </w:r>
-    </w:p>
-    <w:p>
-      <w:r>
-        <w:t>Följande fridlysta arter har sina livsmiljöer och växtplatser i den avverkningsanmälda skogen: spillkråka (NT, §4) och kungsfågel (§4).</w:t>
-      </w:r>
-    </w:p>
-    <w:p>
-      <w:r>
-        <w:t xml:space="preserve">Observera att medlemsländerna är skyldiga att agera i enlighet med EU:s fågeldirektiv där det uttryckligen står att direktivet gäller för fåglar samt för deras ägg, bon och </w:t>
-      </w:r>
-      <w:r>
-        <w:rPr>
-          <w:b/>
-        </w:rPr>
-        <w:t xml:space="preserve">livsmiljöer </w:t>
-      </w:r>
-      <w:r>
-        <w:t>(artikel 1). Vidare att de åtgärder som vidtas inte får leda till en försämring av den nuvarande situationen beträffande bevarandet av de fågelarter som avses i artikel 1 (artikel 13). Fågeldirektivet är styrande för tillsynsansvariga myndigheters ärendehantering, ställningstaganden och beslutsfattande.</w:t>
-      </w:r>
-    </w:p>
-    <w:p>
-      <w:r>
-        <w:rPr>
-          <w:b/>
-        </w:rPr>
-        <w:t>Spillkråka (§4)</w:t>
-      </w:r>
-      <w:r>
-        <w:t xml:space="preserve"> omfattas av bilaga 1 i EU:s fågeldirektiv och är typisk art för </w:t>
-      </w:r>
-      <w:r>
-        <w:rPr>
-          <w:i/>
-        </w:rPr>
-        <w:t xml:space="preserve">9010 Taiga </w:t>
-      </w:r>
-      <w:r>
-        <w:t>och</w:t>
-      </w:r>
-      <w:r>
-        <w:rPr>
-          <w:i/>
-        </w:rPr>
-        <w:t xml:space="preserve"> 9740 Skogsbevuxen myr</w:t>
-      </w:r>
-      <w:r>
-        <w:t>. Den behöver grova träd, främst tall, asp och bok som boträd. Skogsbruk med korta omloppstider och täta, homogena ungskogar utgör det största hotet. Spillkråka är en nyckelart i skogliga miljöer vars övergivna bohål utnyttjas av flera andra hålhäckande fågelarter och fladdermöss, däribland pärluggla (EN, §4), knipa (§4), salskrake (§4) och skogsduva (§4). Hökuggla (VU, §4) och slaguggla (§4) häckar ofta i högstubbar som brutits av i höjd med ett gammalt spillkråkebo (SLU Artdatabanken, 2026; Skogsstyrelsen, 2016).</w:t>
-      </w:r>
-    </w:p>
-    <w:p>
-      <w:r>
-        <w:t>I BILAGA 1 finns mer detaljerad information om ekologi samt krav på livsmiljö hos fridlysta arter.</w:t>
-      </w:r>
-    </w:p>
-    <w:p>
-      <w:pPr>
-        <w:pStyle w:val="Heading1"/>
-      </w:pPr>
-      <w:r>
         <w:t>Certifiering</w:t>
       </w:r>
     </w:p>
@@ -442,7 +494,7 @@
         <w:rPr>
           <w:i/>
         </w:rPr>
-        <w:t>I det avverkningsanmälda skogsområdet har 3 naturvårdsarter varav 1 rödlistade arter sina livsmiljöer och växtplatser.</w:t>
+        <w:t>I det avverkningsanmälda skogsområdet har 5 naturvårdsarter varav 0 rödlistade arter sina livsmiljöer och växtplatser.</w:t>
       </w:r>
     </w:p>
     <w:p>
@@ -928,7 +980,7 @@
 </file>
 
 <file path=word/endnotes.xml><?xml version="1.0" encoding="utf-8"?>
-<w:endnotes xmlns:wpc="http://schemas.microsoft.com/office/word/2010/wordprocessingCanvas" xmlns:cx="http://schemas.microsoft.com/office/drawing/2014/chartex" xmlns:cx1="http://schemas.microsoft.com/office/drawing/2015/9/8/chartex" xmlns:cx2="http://schemas.microsoft.com/office/drawing/2015/10/21/chartex" xmlns:cx3="http://schemas.microsoft.com/office/drawing/2016/5/9/chartex" xmlns:cx4="http://schemas.microsoft.com/office/drawing/2016/5/10/chartex" xmlns:cx5="http://schemas.microsoft.com/office/drawing/2016/5/11/chartex" xmlns:cx6="http://schemas.microsoft.com/office/drawing/2016/5/12/chartex" xmlns:cx7="http://schemas.microsoft.com/office/drawing/2016/5/13/chartex" xmlns:cx8="http://schemas.microsoft.com/office/drawing/2016/5/14/chartex" xmlns:mc="http://schemas.openxmlformats.org/markup-compatibility/2006" xmlns:aink="http://schemas.microsoft.com/office/drawing/2016/ink" xmlns:am3d="http://schemas.microsoft.com/office/drawing/2017/model3d" xmlns:o="urn:schemas-microsoft-com:office:office" xmlns:oel="http://schemas.microsoft.com/office/2019/extlst" xmlns:r="http://schemas.openxmlformats.org/officeDocument/2006/relationships" xmlns:m="http://schemas.openxmlformats.org/officeDocument/2006/math" xmlns:v="urn:schemas-microsoft-com:vml" xmlns:wp14="http://schemas.microsoft.com/office/word/2010/wordprocessingDrawing" xmlns:wp="http://schemas.openxmlformats.org/drawingml/2006/wordprocessingDrawing" xmlns:w10="urn:schemas-microsoft-com:office:word" xmlns:w="http://schemas.openxmlformats.org/wordprocessingml/2006/main" xmlns:w14="http://schemas.microsoft.com/office/word/2010/wordml" xmlns:w15="http://schemas.microsoft.com/office/word/2012/wordml" xmlns:w16cex="http://schemas.microsoft.com/office/word/2018/wordml/cex" xmlns:w16cid="http://schemas.microsoft.com/office/word/2016/wordml/cid" xmlns:w16="http://schemas.microsoft.com/office/word/2018/wordml" xmlns:w16sdtdh="http://schemas.microsoft.com/office/word/2020/wordml/sdtdatahash" xmlns:w16se="http://schemas.microsoft.com/office/word/2015/wordml/symex" xmlns:wpg="http://schemas.microsoft.com/office/word/2010/wordprocessingGroup" xmlns:wpi="http://schemas.microsoft.com/office/word/2010/wordprocessingInk" xmlns:wne="http://schemas.microsoft.com/office/word/2006/wordml" xmlns:wps="http://schemas.microsoft.com/office/word/2010/wordprocessingShape" mc:Ignorable="w14 w15 w16se w16cid w16 w16cex w16sdtdh wp14">
+<w:endnotes xmlns:wpc="http://schemas.microsoft.com/office/word/2010/wordprocessingCanvas" xmlns:cx="http://schemas.microsoft.com/office/drawing/2014/chartex" xmlns:cx1="http://schemas.microsoft.com/office/drawing/2015/9/8/chartex" xmlns:cx2="http://schemas.microsoft.com/office/drawing/2015/10/21/chartex" xmlns:cx3="http://schemas.microsoft.com/office/drawing/2016/5/9/chartex" xmlns:cx4="http://schemas.microsoft.com/office/drawing/2016/5/10/chartex" xmlns:cx5="http://schemas.microsoft.com/office/drawing/2016/5/11/chartex" xmlns:cx6="http://schemas.microsoft.com/office/drawing/2016/5/12/chartex" xmlns:cx7="http://schemas.microsoft.com/office/drawing/2016/5/13/chartex" xmlns:cx8="http://schemas.microsoft.com/office/drawing/2016/5/14/chartex" xmlns:mc="http://schemas.openxmlformats.org/markup-compatibility/2006" xmlns:aink="http://schemas.microsoft.com/office/drawing/2016/ink" xmlns:am3d="http://schemas.microsoft.com/office/drawing/2017/model3d" xmlns:o="urn:schemas-microsoft-com:office:office" xmlns:oel="http://schemas.microsoft.com/office/2019/extlst" xmlns:r="http://schemas.openxmlformats.org/officeDocument/2006/relationships" xmlns:m="http://schemas.openxmlformats.org/officeDocument/2006/math" xmlns:v="urn:schemas-microsoft-com:vml" xmlns:wp14="http://schemas.microsoft.com/office/word/2010/wordprocessingDrawing" xmlns:wp="http://schemas.openxmlformats.org/drawingml/2006/wordprocessingDrawing" xmlns:w10="urn:schemas-microsoft-com:office:word" xmlns:w="http://schemas.openxmlformats.org/wordprocessingml/2006/main" xmlns:w14="http://schemas.microsoft.com/office/word/2010/wordml" xmlns:w15="http://schemas.microsoft.com/office/word/2012/wordml" xmlns:w16cex="http://schemas.microsoft.com/office/word/2018/wordml/cex" xmlns:w16cid="http://schemas.microsoft.com/office/word/2016/wordml/cid" xmlns:w16="http://schemas.microsoft.com/office/word/2018/wordml" xmlns:w16du="http://schemas.microsoft.com/office/word/2023/wordml/word16du" xmlns:w16sdtdh="http://schemas.microsoft.com/office/word/2020/wordml/sdtdatahash" xmlns:w16sdtfl="http://schemas.microsoft.com/office/word/2024/wordml/sdtformatlock" xmlns:w16se="http://schemas.microsoft.com/office/word/2015/wordml/symex" xmlns:wpg="http://schemas.microsoft.com/office/word/2010/wordprocessingGroup" xmlns:wpi="http://schemas.microsoft.com/office/word/2010/wordprocessingInk" xmlns:wne="http://schemas.microsoft.com/office/word/2006/wordml" xmlns:wps="http://schemas.microsoft.com/office/word/2010/wordprocessingShape" mc:Ignorable="w14 w15 w16se w16cid w16 w16cex w16sdtdh w16sdtfl w16du wp14">
   <w:endnote w:type="separator" w:id="-1">
     <w:p>
       <w:pPr>
@@ -953,7 +1005,7 @@
 </file>
 
 <file path=word/footer1.xml><?xml version="1.0" encoding="utf-8"?>
-<w:ftr xmlns:wpc="http://schemas.microsoft.com/office/word/2010/wordprocessingCanvas" xmlns:cx="http://schemas.microsoft.com/office/drawing/2014/chartex" xmlns:cx1="http://schemas.microsoft.com/office/drawing/2015/9/8/chartex" xmlns:cx2="http://schemas.microsoft.com/office/drawing/2015/10/21/chartex" xmlns:cx3="http://schemas.microsoft.com/office/drawing/2016/5/9/chartex" xmlns:cx4="http://schemas.microsoft.com/office/drawing/2016/5/10/chartex" xmlns:cx5="http://schemas.microsoft.com/office/drawing/2016/5/11/chartex" xmlns:cx6="http://schemas.microsoft.com/office/drawing/2016/5/12/chartex" xmlns:cx7="http://schemas.microsoft.com/office/drawing/2016/5/13/chartex" xmlns:cx8="http://schemas.microsoft.com/office/drawing/2016/5/14/chartex" xmlns:mc="http://schemas.openxmlformats.org/markup-compatibility/2006" xmlns:aink="http://schemas.microsoft.com/office/drawing/2016/ink" xmlns:am3d="http://schemas.microsoft.com/office/drawing/2017/model3d" xmlns:o="urn:schemas-microsoft-com:office:office" xmlns:oel="http://schemas.microsoft.com/office/2019/extlst" xmlns:r="http://schemas.openxmlformats.org/officeDocument/2006/relationships" xmlns:m="http://schemas.openxmlformats.org/officeDocument/2006/math" xmlns:v="urn:schemas-microsoft-com:vml" xmlns:wp14="http://schemas.microsoft.com/office/word/2010/wordprocessingDrawing" xmlns:wp="http://schemas.openxmlformats.org/drawingml/2006/wordprocessingDrawing" xmlns:w10="urn:schemas-microsoft-com:office:word" xmlns:w="http://schemas.openxmlformats.org/wordprocessingml/2006/main" xmlns:w14="http://schemas.microsoft.com/office/word/2010/wordml" xmlns:w15="http://schemas.microsoft.com/office/word/2012/wordml" xmlns:w16cex="http://schemas.microsoft.com/office/word/2018/wordml/cex" xmlns:w16cid="http://schemas.microsoft.com/office/word/2016/wordml/cid" xmlns:w16="http://schemas.microsoft.com/office/word/2018/wordml" xmlns:w16sdtdh="http://schemas.microsoft.com/office/word/2020/wordml/sdtdatahash" xmlns:w16se="http://schemas.microsoft.com/office/word/2015/wordml/symex" xmlns:wpg="http://schemas.microsoft.com/office/word/2010/wordprocessingGroup" xmlns:wpi="http://schemas.microsoft.com/office/word/2010/wordprocessingInk" xmlns:wne="http://schemas.microsoft.com/office/word/2006/wordml" xmlns:wps="http://schemas.microsoft.com/office/word/2010/wordprocessingShape" mc:Ignorable="w14 w15 w16se w16cid w16 w16cex w16sdtdh wp14">
+<w:ftr xmlns:wpc="http://schemas.microsoft.com/office/word/2010/wordprocessingCanvas" xmlns:cx="http://schemas.microsoft.com/office/drawing/2014/chartex" xmlns:cx1="http://schemas.microsoft.com/office/drawing/2015/9/8/chartex" xmlns:cx2="http://schemas.microsoft.com/office/drawing/2015/10/21/chartex" xmlns:cx3="http://schemas.microsoft.com/office/drawing/2016/5/9/chartex" xmlns:cx4="http://schemas.microsoft.com/office/drawing/2016/5/10/chartex" xmlns:cx5="http://schemas.microsoft.com/office/drawing/2016/5/11/chartex" xmlns:cx6="http://schemas.microsoft.com/office/drawing/2016/5/12/chartex" xmlns:cx7="http://schemas.microsoft.com/office/drawing/2016/5/13/chartex" xmlns:cx8="http://schemas.microsoft.com/office/drawing/2016/5/14/chartex" xmlns:mc="http://schemas.openxmlformats.org/markup-compatibility/2006" xmlns:aink="http://schemas.microsoft.com/office/drawing/2016/ink" xmlns:am3d="http://schemas.microsoft.com/office/drawing/2017/model3d" xmlns:o="urn:schemas-microsoft-com:office:office" xmlns:oel="http://schemas.microsoft.com/office/2019/extlst" xmlns:r="http://schemas.openxmlformats.org/officeDocument/2006/relationships" xmlns:m="http://schemas.openxmlformats.org/officeDocument/2006/math" xmlns:v="urn:schemas-microsoft-com:vml" xmlns:wp14="http://schemas.microsoft.com/office/word/2010/wordprocessingDrawing" xmlns:wp="http://schemas.openxmlformats.org/drawingml/2006/wordprocessingDrawing" xmlns:w10="urn:schemas-microsoft-com:office:word" xmlns:w="http://schemas.openxmlformats.org/wordprocessingml/2006/main" xmlns:w14="http://schemas.microsoft.com/office/word/2010/wordml" xmlns:w15="http://schemas.microsoft.com/office/word/2012/wordml" xmlns:w16cex="http://schemas.microsoft.com/office/word/2018/wordml/cex" xmlns:w16cid="http://schemas.microsoft.com/office/word/2016/wordml/cid" xmlns:w16="http://schemas.microsoft.com/office/word/2018/wordml" xmlns:w16du="http://schemas.microsoft.com/office/word/2023/wordml/word16du" xmlns:w16sdtdh="http://schemas.microsoft.com/office/word/2020/wordml/sdtdatahash" xmlns:w16sdtfl="http://schemas.microsoft.com/office/word/2024/wordml/sdtformatlock" xmlns:w16se="http://schemas.microsoft.com/office/word/2015/wordml/symex" xmlns:wpg="http://schemas.microsoft.com/office/word/2010/wordprocessingGroup" xmlns:wpi="http://schemas.microsoft.com/office/word/2010/wordprocessingInk" xmlns:wne="http://schemas.microsoft.com/office/word/2006/wordml" xmlns:wps="http://schemas.microsoft.com/office/word/2010/wordprocessingShape" mc:Ignorable="w14 w15 w16se w16cid w16 w16cex w16sdtdh w16sdtfl w16du wp14">
   <w:p>
     <w:pPr>
       <w:pStyle w:val="Footer"/>
@@ -963,7 +1015,7 @@
 </file>
 
 <file path=word/footer2.xml><?xml version="1.0" encoding="utf-8"?>
-<w:ftr xmlns:wpc="http://schemas.microsoft.com/office/word/2010/wordprocessingCanvas" xmlns:cx="http://schemas.microsoft.com/office/drawing/2014/chartex" xmlns:cx1="http://schemas.microsoft.com/office/drawing/2015/9/8/chartex" xmlns:cx2="http://schemas.microsoft.com/office/drawing/2015/10/21/chartex" xmlns:cx3="http://schemas.microsoft.com/office/drawing/2016/5/9/chartex" xmlns:cx4="http://schemas.microsoft.com/office/drawing/2016/5/10/chartex" xmlns:cx5="http://schemas.microsoft.com/office/drawing/2016/5/11/chartex" xmlns:cx6="http://schemas.microsoft.com/office/drawing/2016/5/12/chartex" xmlns:cx7="http://schemas.microsoft.com/office/drawing/2016/5/13/chartex" xmlns:cx8="http://schemas.microsoft.com/office/drawing/2016/5/14/chartex" xmlns:mc="http://schemas.openxmlformats.org/markup-compatibility/2006" xmlns:aink="http://schemas.microsoft.com/office/drawing/2016/ink" xmlns:am3d="http://schemas.microsoft.com/office/drawing/2017/model3d" xmlns:o="urn:schemas-microsoft-com:office:office" xmlns:oel="http://schemas.microsoft.com/office/2019/extlst" xmlns:r="http://schemas.openxmlformats.org/officeDocument/2006/relationships" xmlns:m="http://schemas.openxmlformats.org/officeDocument/2006/math" xmlns:v="urn:schemas-microsoft-com:vml" xmlns:wp14="http://schemas.microsoft.com/office/word/2010/wordprocessingDrawing" xmlns:wp="http://schemas.openxmlformats.org/drawingml/2006/wordprocessingDrawing" xmlns:w10="urn:schemas-microsoft-com:office:word" xmlns:w="http://schemas.openxmlformats.org/wordprocessingml/2006/main" xmlns:w14="http://schemas.microsoft.com/office/word/2010/wordml" xmlns:w15="http://schemas.microsoft.com/office/word/2012/wordml" xmlns:w16cex="http://schemas.microsoft.com/office/word/2018/wordml/cex" xmlns:w16cid="http://schemas.microsoft.com/office/word/2016/wordml/cid" xmlns:w16="http://schemas.microsoft.com/office/word/2018/wordml" xmlns:w16sdtdh="http://schemas.microsoft.com/office/word/2020/wordml/sdtdatahash" xmlns:w16se="http://schemas.microsoft.com/office/word/2015/wordml/symex" xmlns:wpg="http://schemas.microsoft.com/office/word/2010/wordprocessingGroup" xmlns:wpi="http://schemas.microsoft.com/office/word/2010/wordprocessingInk" xmlns:wne="http://schemas.microsoft.com/office/word/2006/wordml" xmlns:wps="http://schemas.microsoft.com/office/word/2010/wordprocessingShape" mc:Ignorable="w14 w15 w16se w16cid w16 w16cex w16sdtdh wp14">
+<w:ftr xmlns:wpc="http://schemas.microsoft.com/office/word/2010/wordprocessingCanvas" xmlns:cx="http://schemas.microsoft.com/office/drawing/2014/chartex" xmlns:cx1="http://schemas.microsoft.com/office/drawing/2015/9/8/chartex" xmlns:cx2="http://schemas.microsoft.com/office/drawing/2015/10/21/chartex" xmlns:cx3="http://schemas.microsoft.com/office/drawing/2016/5/9/chartex" xmlns:cx4="http://schemas.microsoft.com/office/drawing/2016/5/10/chartex" xmlns:cx5="http://schemas.microsoft.com/office/drawing/2016/5/11/chartex" xmlns:cx6="http://schemas.microsoft.com/office/drawing/2016/5/12/chartex" xmlns:cx7="http://schemas.microsoft.com/office/drawing/2016/5/13/chartex" xmlns:cx8="http://schemas.microsoft.com/office/drawing/2016/5/14/chartex" xmlns:mc="http://schemas.openxmlformats.org/markup-compatibility/2006" xmlns:aink="http://schemas.microsoft.com/office/drawing/2016/ink" xmlns:am3d="http://schemas.microsoft.com/office/drawing/2017/model3d" xmlns:o="urn:schemas-microsoft-com:office:office" xmlns:oel="http://schemas.microsoft.com/office/2019/extlst" xmlns:r="http://schemas.openxmlformats.org/officeDocument/2006/relationships" xmlns:m="http://schemas.openxmlformats.org/officeDocument/2006/math" xmlns:v="urn:schemas-microsoft-com:vml" xmlns:wp14="http://schemas.microsoft.com/office/word/2010/wordprocessingDrawing" xmlns:wp="http://schemas.openxmlformats.org/drawingml/2006/wordprocessingDrawing" xmlns:w10="urn:schemas-microsoft-com:office:word" xmlns:w="http://schemas.openxmlformats.org/wordprocessingml/2006/main" xmlns:w14="http://schemas.microsoft.com/office/word/2010/wordml" xmlns:w15="http://schemas.microsoft.com/office/word/2012/wordml" xmlns:w16cex="http://schemas.microsoft.com/office/word/2018/wordml/cex" xmlns:w16cid="http://schemas.microsoft.com/office/word/2016/wordml/cid" xmlns:w16="http://schemas.microsoft.com/office/word/2018/wordml" xmlns:w16du="http://schemas.microsoft.com/office/word/2023/wordml/word16du" xmlns:w16sdtdh="http://schemas.microsoft.com/office/word/2020/wordml/sdtdatahash" xmlns:w16sdtfl="http://schemas.microsoft.com/office/word/2024/wordml/sdtformatlock" xmlns:w16se="http://schemas.microsoft.com/office/word/2015/wordml/symex" xmlns:wpg="http://schemas.microsoft.com/office/word/2010/wordprocessingGroup" xmlns:wpi="http://schemas.microsoft.com/office/word/2010/wordprocessingInk" xmlns:wne="http://schemas.microsoft.com/office/word/2006/wordml" xmlns:wps="http://schemas.microsoft.com/office/word/2010/wordprocessingShape" mc:Ignorable="w14 w15 w16se w16cid w16 w16cex w16sdtdh w16sdtfl w16du wp14">
   <w:p>
     <w:pPr>
       <w:pStyle w:val="Footer"/>
@@ -973,7 +1025,7 @@
 </file>
 
 <file path=word/footer3.xml><?xml version="1.0" encoding="utf-8"?>
-<w:ftr xmlns:wpc="http://schemas.microsoft.com/office/word/2010/wordprocessingCanvas" xmlns:cx="http://schemas.microsoft.com/office/drawing/2014/chartex" xmlns:cx1="http://schemas.microsoft.com/office/drawing/2015/9/8/chartex" xmlns:cx2="http://schemas.microsoft.com/office/drawing/2015/10/21/chartex" xmlns:cx3="http://schemas.microsoft.com/office/drawing/2016/5/9/chartex" xmlns:cx4="http://schemas.microsoft.com/office/drawing/2016/5/10/chartex" xmlns:cx5="http://schemas.microsoft.com/office/drawing/2016/5/11/chartex" xmlns:cx6="http://schemas.microsoft.com/office/drawing/2016/5/12/chartex" xmlns:cx7="http://schemas.microsoft.com/office/drawing/2016/5/13/chartex" xmlns:cx8="http://schemas.microsoft.com/office/drawing/2016/5/14/chartex" xmlns:mc="http://schemas.openxmlformats.org/markup-compatibility/2006" xmlns:aink="http://schemas.microsoft.com/office/drawing/2016/ink" xmlns:am3d="http://schemas.microsoft.com/office/drawing/2017/model3d" xmlns:o="urn:schemas-microsoft-com:office:office" xmlns:oel="http://schemas.microsoft.com/office/2019/extlst" xmlns:r="http://schemas.openxmlformats.org/officeDocument/2006/relationships" xmlns:m="http://schemas.openxmlformats.org/officeDocument/2006/math" xmlns:v="urn:schemas-microsoft-com:vml" xmlns:wp14="http://schemas.microsoft.com/office/word/2010/wordprocessingDrawing" xmlns:wp="http://schemas.openxmlformats.org/drawingml/2006/wordprocessingDrawing" xmlns:w10="urn:schemas-microsoft-com:office:word" xmlns:w="http://schemas.openxmlformats.org/wordprocessingml/2006/main" xmlns:w14="http://schemas.microsoft.com/office/word/2010/wordml" xmlns:w15="http://schemas.microsoft.com/office/word/2012/wordml" xmlns:w16cex="http://schemas.microsoft.com/office/word/2018/wordml/cex" xmlns:w16cid="http://schemas.microsoft.com/office/word/2016/wordml/cid" xmlns:w16="http://schemas.microsoft.com/office/word/2018/wordml" xmlns:w16sdtdh="http://schemas.microsoft.com/office/word/2020/wordml/sdtdatahash" xmlns:w16se="http://schemas.microsoft.com/office/word/2015/wordml/symex" xmlns:wpg="http://schemas.microsoft.com/office/word/2010/wordprocessingGroup" xmlns:wpi="http://schemas.microsoft.com/office/word/2010/wordprocessingInk" xmlns:wne="http://schemas.microsoft.com/office/word/2006/wordml" xmlns:wps="http://schemas.microsoft.com/office/word/2010/wordprocessingShape" mc:Ignorable="w14 w15 w16se w16cid w16 w16cex w16sdtdh wp14">
+<w:ftr xmlns:wpc="http://schemas.microsoft.com/office/word/2010/wordprocessingCanvas" xmlns:cx="http://schemas.microsoft.com/office/drawing/2014/chartex" xmlns:cx1="http://schemas.microsoft.com/office/drawing/2015/9/8/chartex" xmlns:cx2="http://schemas.microsoft.com/office/drawing/2015/10/21/chartex" xmlns:cx3="http://schemas.microsoft.com/office/drawing/2016/5/9/chartex" xmlns:cx4="http://schemas.microsoft.com/office/drawing/2016/5/10/chartex" xmlns:cx5="http://schemas.microsoft.com/office/drawing/2016/5/11/chartex" xmlns:cx6="http://schemas.microsoft.com/office/drawing/2016/5/12/chartex" xmlns:cx7="http://schemas.microsoft.com/office/drawing/2016/5/13/chartex" xmlns:cx8="http://schemas.microsoft.com/office/drawing/2016/5/14/chartex" xmlns:mc="http://schemas.openxmlformats.org/markup-compatibility/2006" xmlns:aink="http://schemas.microsoft.com/office/drawing/2016/ink" xmlns:am3d="http://schemas.microsoft.com/office/drawing/2017/model3d" xmlns:o="urn:schemas-microsoft-com:office:office" xmlns:oel="http://schemas.microsoft.com/office/2019/extlst" xmlns:r="http://schemas.openxmlformats.org/officeDocument/2006/relationships" xmlns:m="http://schemas.openxmlformats.org/officeDocument/2006/math" xmlns:v="urn:schemas-microsoft-com:vml" xmlns:wp14="http://schemas.microsoft.com/office/word/2010/wordprocessingDrawing" xmlns:wp="http://schemas.openxmlformats.org/drawingml/2006/wordprocessingDrawing" xmlns:w10="urn:schemas-microsoft-com:office:word" xmlns:w="http://schemas.openxmlformats.org/wordprocessingml/2006/main" xmlns:w14="http://schemas.microsoft.com/office/word/2010/wordml" xmlns:w15="http://schemas.microsoft.com/office/word/2012/wordml" xmlns:w16cex="http://schemas.microsoft.com/office/word/2018/wordml/cex" xmlns:w16cid="http://schemas.microsoft.com/office/word/2016/wordml/cid" xmlns:w16="http://schemas.microsoft.com/office/word/2018/wordml" xmlns:w16du="http://schemas.microsoft.com/office/word/2023/wordml/word16du" xmlns:w16sdtdh="http://schemas.microsoft.com/office/word/2020/wordml/sdtdatahash" xmlns:w16sdtfl="http://schemas.microsoft.com/office/word/2024/wordml/sdtformatlock" xmlns:w16se="http://schemas.microsoft.com/office/word/2015/wordml/symex" xmlns:wpg="http://schemas.microsoft.com/office/word/2010/wordprocessingGroup" xmlns:wpi="http://schemas.microsoft.com/office/word/2010/wordprocessingInk" xmlns:wne="http://schemas.microsoft.com/office/word/2006/wordml" xmlns:wps="http://schemas.microsoft.com/office/word/2010/wordprocessingShape" mc:Ignorable="w14 w15 w16se w16cid w16 w16cex w16sdtdh w16sdtfl w16du wp14">
   <w:p>
     <w:pPr>
       <w:pStyle w:val="Footer"/>
@@ -983,7 +1035,7 @@
 </file>
 
 <file path=word/footnotes.xml><?xml version="1.0" encoding="utf-8"?>
-<w:footnotes xmlns:wpc="http://schemas.microsoft.com/office/word/2010/wordprocessingCanvas" xmlns:cx="http://schemas.microsoft.com/office/drawing/2014/chartex" xmlns:cx1="http://schemas.microsoft.com/office/drawing/2015/9/8/chartex" xmlns:cx2="http://schemas.microsoft.com/office/drawing/2015/10/21/chartex" xmlns:cx3="http://schemas.microsoft.com/office/drawing/2016/5/9/chartex" xmlns:cx4="http://schemas.microsoft.com/office/drawing/2016/5/10/chartex" xmlns:cx5="http://schemas.microsoft.com/office/drawing/2016/5/11/chartex" xmlns:cx6="http://schemas.microsoft.com/office/drawing/2016/5/12/chartex" xmlns:cx7="http://schemas.microsoft.com/office/drawing/2016/5/13/chartex" xmlns:cx8="http://schemas.microsoft.com/office/drawing/2016/5/14/chartex" xmlns:mc="http://schemas.openxmlformats.org/markup-compatibility/2006" xmlns:aink="http://schemas.microsoft.com/office/drawing/2016/ink" xmlns:am3d="http://schemas.microsoft.com/office/drawing/2017/model3d" xmlns:o="urn:schemas-microsoft-com:office:office" xmlns:oel="http://schemas.microsoft.com/office/2019/extlst" xmlns:r="http://schemas.openxmlformats.org/officeDocument/2006/relationships" xmlns:m="http://schemas.openxmlformats.org/officeDocument/2006/math" xmlns:v="urn:schemas-microsoft-com:vml" xmlns:wp14="http://schemas.microsoft.com/office/word/2010/wordprocessingDrawing" xmlns:wp="http://schemas.openxmlformats.org/drawingml/2006/wordprocessingDrawing" xmlns:w10="urn:schemas-microsoft-com:office:word" xmlns:w="http://schemas.openxmlformats.org/wordprocessingml/2006/main" xmlns:w14="http://schemas.microsoft.com/office/word/2010/wordml" xmlns:w15="http://schemas.microsoft.com/office/word/2012/wordml" xmlns:w16cex="http://schemas.microsoft.com/office/word/2018/wordml/cex" xmlns:w16cid="http://schemas.microsoft.com/office/word/2016/wordml/cid" xmlns:w16="http://schemas.microsoft.com/office/word/2018/wordml" xmlns:w16sdtdh="http://schemas.microsoft.com/office/word/2020/wordml/sdtdatahash" xmlns:w16se="http://schemas.microsoft.com/office/word/2015/wordml/symex" xmlns:wpg="http://schemas.microsoft.com/office/word/2010/wordprocessingGroup" xmlns:wpi="http://schemas.microsoft.com/office/word/2010/wordprocessingInk" xmlns:wne="http://schemas.microsoft.com/office/word/2006/wordml" xmlns:wps="http://schemas.microsoft.com/office/word/2010/wordprocessingShape" mc:Ignorable="w14 w15 w16se w16cid w16 w16cex w16sdtdh wp14">
+<w:footnotes xmlns:wpc="http://schemas.microsoft.com/office/word/2010/wordprocessingCanvas" xmlns:cx="http://schemas.microsoft.com/office/drawing/2014/chartex" xmlns:cx1="http://schemas.microsoft.com/office/drawing/2015/9/8/chartex" xmlns:cx2="http://schemas.microsoft.com/office/drawing/2015/10/21/chartex" xmlns:cx3="http://schemas.microsoft.com/office/drawing/2016/5/9/chartex" xmlns:cx4="http://schemas.microsoft.com/office/drawing/2016/5/10/chartex" xmlns:cx5="http://schemas.microsoft.com/office/drawing/2016/5/11/chartex" xmlns:cx6="http://schemas.microsoft.com/office/drawing/2016/5/12/chartex" xmlns:cx7="http://schemas.microsoft.com/office/drawing/2016/5/13/chartex" xmlns:cx8="http://schemas.microsoft.com/office/drawing/2016/5/14/chartex" xmlns:mc="http://schemas.openxmlformats.org/markup-compatibility/2006" xmlns:aink="http://schemas.microsoft.com/office/drawing/2016/ink" xmlns:am3d="http://schemas.microsoft.com/office/drawing/2017/model3d" xmlns:o="urn:schemas-microsoft-com:office:office" xmlns:oel="http://schemas.microsoft.com/office/2019/extlst" xmlns:r="http://schemas.openxmlformats.org/officeDocument/2006/relationships" xmlns:m="http://schemas.openxmlformats.org/officeDocument/2006/math" xmlns:v="urn:schemas-microsoft-com:vml" xmlns:wp14="http://schemas.microsoft.com/office/word/2010/wordprocessingDrawing" xmlns:wp="http://schemas.openxmlformats.org/drawingml/2006/wordprocessingDrawing" xmlns:w10="urn:schemas-microsoft-com:office:word" xmlns:w="http://schemas.openxmlformats.org/wordprocessingml/2006/main" xmlns:w14="http://schemas.microsoft.com/office/word/2010/wordml" xmlns:w15="http://schemas.microsoft.com/office/word/2012/wordml" xmlns:w16cex="http://schemas.microsoft.com/office/word/2018/wordml/cex" xmlns:w16cid="http://schemas.microsoft.com/office/word/2016/wordml/cid" xmlns:w16="http://schemas.microsoft.com/office/word/2018/wordml" xmlns:w16du="http://schemas.microsoft.com/office/word/2023/wordml/word16du" xmlns:w16sdtdh="http://schemas.microsoft.com/office/word/2020/wordml/sdtdatahash" xmlns:w16sdtfl="http://schemas.microsoft.com/office/word/2024/wordml/sdtformatlock" xmlns:w16se="http://schemas.microsoft.com/office/word/2015/wordml/symex" xmlns:wpg="http://schemas.microsoft.com/office/word/2010/wordprocessingGroup" xmlns:wpi="http://schemas.microsoft.com/office/word/2010/wordprocessingInk" xmlns:wne="http://schemas.microsoft.com/office/word/2006/wordml" xmlns:wps="http://schemas.microsoft.com/office/word/2010/wordprocessingShape" mc:Ignorable="w14 w15 w16se w16cid w16 w16cex w16sdtdh w16sdtfl w16du wp14">
   <w:footnote w:type="separator" w:id="-1">
     <w:p>
       <w:pPr>
@@ -1008,7 +1060,7 @@
 </file>
 
 <file path=word/header1.xml><?xml version="1.0" encoding="utf-8"?>
-<w:hdr xmlns:wpc="http://schemas.microsoft.com/office/word/2010/wordprocessingCanvas" xmlns:cx="http://schemas.microsoft.com/office/drawing/2014/chartex" xmlns:cx1="http://schemas.microsoft.com/office/drawing/2015/9/8/chartex" xmlns:cx2="http://schemas.microsoft.com/office/drawing/2015/10/21/chartex" xmlns:cx3="http://schemas.microsoft.com/office/drawing/2016/5/9/chartex" xmlns:cx4="http://schemas.microsoft.com/office/drawing/2016/5/10/chartex" xmlns:cx5="http://schemas.microsoft.com/office/drawing/2016/5/11/chartex" xmlns:cx6="http://schemas.microsoft.com/office/drawing/2016/5/12/chartex" xmlns:cx7="http://schemas.microsoft.com/office/drawing/2016/5/13/chartex" xmlns:cx8="http://schemas.microsoft.com/office/drawing/2016/5/14/chartex" xmlns:mc="http://schemas.openxmlformats.org/markup-compatibility/2006" xmlns:aink="http://schemas.microsoft.com/office/drawing/2016/ink" xmlns:am3d="http://schemas.microsoft.com/office/drawing/2017/model3d" xmlns:o="urn:schemas-microsoft-com:office:office" xmlns:oel="http://schemas.microsoft.com/office/2019/extlst" xmlns:r="http://schemas.openxmlformats.org/officeDocument/2006/relationships" xmlns:m="http://schemas.openxmlformats.org/officeDocument/2006/math" xmlns:v="urn:schemas-microsoft-com:vml" xmlns:wp14="http://schemas.microsoft.com/office/word/2010/wordprocessingDrawing" xmlns:wp="http://schemas.openxmlformats.org/drawingml/2006/wordprocessingDrawing" xmlns:w10="urn:schemas-microsoft-com:office:word" xmlns:w="http://schemas.openxmlformats.org/wordprocessingml/2006/main" xmlns:w14="http://schemas.microsoft.com/office/word/2010/wordml" xmlns:w15="http://schemas.microsoft.com/office/word/2012/wordml" xmlns:w16cex="http://schemas.microsoft.com/office/word/2018/wordml/cex" xmlns:w16cid="http://schemas.microsoft.com/office/word/2016/wordml/cid" xmlns:w16="http://schemas.microsoft.com/office/word/2018/wordml" xmlns:w16sdtdh="http://schemas.microsoft.com/office/word/2020/wordml/sdtdatahash" xmlns:w16se="http://schemas.microsoft.com/office/word/2015/wordml/symex" xmlns:wpg="http://schemas.microsoft.com/office/word/2010/wordprocessingGroup" xmlns:wpi="http://schemas.microsoft.com/office/word/2010/wordprocessingInk" xmlns:wne="http://schemas.microsoft.com/office/word/2006/wordml" xmlns:wps="http://schemas.microsoft.com/office/word/2010/wordprocessingShape" mc:Ignorable="w14 w15 w16se w16cid w16 w16cex w16sdtdh wp14">
+<w:hdr xmlns:wpc="http://schemas.microsoft.com/office/word/2010/wordprocessingCanvas" xmlns:cx="http://schemas.microsoft.com/office/drawing/2014/chartex" xmlns:cx1="http://schemas.microsoft.com/office/drawing/2015/9/8/chartex" xmlns:cx2="http://schemas.microsoft.com/office/drawing/2015/10/21/chartex" xmlns:cx3="http://schemas.microsoft.com/office/drawing/2016/5/9/chartex" xmlns:cx4="http://schemas.microsoft.com/office/drawing/2016/5/10/chartex" xmlns:cx5="http://schemas.microsoft.com/office/drawing/2016/5/11/chartex" xmlns:cx6="http://schemas.microsoft.com/office/drawing/2016/5/12/chartex" xmlns:cx7="http://schemas.microsoft.com/office/drawing/2016/5/13/chartex" xmlns:cx8="http://schemas.microsoft.com/office/drawing/2016/5/14/chartex" xmlns:mc="http://schemas.openxmlformats.org/markup-compatibility/2006" xmlns:aink="http://schemas.microsoft.com/office/drawing/2016/ink" xmlns:am3d="http://schemas.microsoft.com/office/drawing/2017/model3d" xmlns:o="urn:schemas-microsoft-com:office:office" xmlns:oel="http://schemas.microsoft.com/office/2019/extlst" xmlns:r="http://schemas.openxmlformats.org/officeDocument/2006/relationships" xmlns:m="http://schemas.openxmlformats.org/officeDocument/2006/math" xmlns:v="urn:schemas-microsoft-com:vml" xmlns:wp14="http://schemas.microsoft.com/office/word/2010/wordprocessingDrawing" xmlns:wp="http://schemas.openxmlformats.org/drawingml/2006/wordprocessingDrawing" xmlns:w10="urn:schemas-microsoft-com:office:word" xmlns:w="http://schemas.openxmlformats.org/wordprocessingml/2006/main" xmlns:w14="http://schemas.microsoft.com/office/word/2010/wordml" xmlns:w15="http://schemas.microsoft.com/office/word/2012/wordml" xmlns:w16cex="http://schemas.microsoft.com/office/word/2018/wordml/cex" xmlns:w16cid="http://schemas.microsoft.com/office/word/2016/wordml/cid" xmlns:w16="http://schemas.microsoft.com/office/word/2018/wordml" xmlns:w16du="http://schemas.microsoft.com/office/word/2023/wordml/word16du" xmlns:w16sdtdh="http://schemas.microsoft.com/office/word/2020/wordml/sdtdatahash" xmlns:w16sdtfl="http://schemas.microsoft.com/office/word/2024/wordml/sdtformatlock" xmlns:w16se="http://schemas.microsoft.com/office/word/2015/wordml/symex" xmlns:wpg="http://schemas.microsoft.com/office/word/2010/wordprocessingGroup" xmlns:wpi="http://schemas.microsoft.com/office/word/2010/wordprocessingInk" xmlns:wne="http://schemas.microsoft.com/office/word/2006/wordml" xmlns:wps="http://schemas.microsoft.com/office/word/2010/wordprocessingShape" mc:Ignorable="w14 w15 w16se w16cid w16 w16cex w16sdtdh w16sdtfl w16du wp14">
   <w:p>
     <w:pPr>
       <w:pStyle w:val="Header"/>
@@ -1018,7 +1070,7 @@
 </file>
 
 <file path=word/header2.xml><?xml version="1.0" encoding="utf-8"?>
-<w:hdr xmlns:wpc="http://schemas.microsoft.com/office/word/2010/wordprocessingCanvas" xmlns:cx="http://schemas.microsoft.com/office/drawing/2014/chartex" xmlns:cx1="http://schemas.microsoft.com/office/drawing/2015/9/8/chartex" xmlns:cx2="http://schemas.microsoft.com/office/drawing/2015/10/21/chartex" xmlns:cx3="http://schemas.microsoft.com/office/drawing/2016/5/9/chartex" xmlns:cx4="http://schemas.microsoft.com/office/drawing/2016/5/10/chartex" xmlns:cx5="http://schemas.microsoft.com/office/drawing/2016/5/11/chartex" xmlns:cx6="http://schemas.microsoft.com/office/drawing/2016/5/12/chartex" xmlns:cx7="http://schemas.microsoft.com/office/drawing/2016/5/13/chartex" xmlns:cx8="http://schemas.microsoft.com/office/drawing/2016/5/14/chartex" xmlns:mc="http://schemas.openxmlformats.org/markup-compatibility/2006" xmlns:aink="http://schemas.microsoft.com/office/drawing/2016/ink" xmlns:am3d="http://schemas.microsoft.com/office/drawing/2017/model3d" xmlns:o="urn:schemas-microsoft-com:office:office" xmlns:oel="http://schemas.microsoft.com/office/2019/extlst" xmlns:r="http://schemas.openxmlformats.org/officeDocument/2006/relationships" xmlns:m="http://schemas.openxmlformats.org/officeDocument/2006/math" xmlns:v="urn:schemas-microsoft-com:vml" xmlns:wp14="http://schemas.microsoft.com/office/word/2010/wordprocessingDrawing" xmlns:wp="http://schemas.openxmlformats.org/drawingml/2006/wordprocessingDrawing" xmlns:w10="urn:schemas-microsoft-com:office:word" xmlns:w="http://schemas.openxmlformats.org/wordprocessingml/2006/main" xmlns:w14="http://schemas.microsoft.com/office/word/2010/wordml" xmlns:w15="http://schemas.microsoft.com/office/word/2012/wordml" xmlns:w16cex="http://schemas.microsoft.com/office/word/2018/wordml/cex" xmlns:w16cid="http://schemas.microsoft.com/office/word/2016/wordml/cid" xmlns:w16="http://schemas.microsoft.com/office/word/2018/wordml" xmlns:w16sdtdh="http://schemas.microsoft.com/office/word/2020/wordml/sdtdatahash" xmlns:w16se="http://schemas.microsoft.com/office/word/2015/wordml/symex" xmlns:wpg="http://schemas.microsoft.com/office/word/2010/wordprocessingGroup" xmlns:wpi="http://schemas.microsoft.com/office/word/2010/wordprocessingInk" xmlns:wne="http://schemas.microsoft.com/office/word/2006/wordml" xmlns:wps="http://schemas.microsoft.com/office/word/2010/wordprocessingShape" mc:Ignorable="w14 w15 w16se w16cid w16 w16cex w16sdtdh wp14">
+<w:hdr xmlns:wpc="http://schemas.microsoft.com/office/word/2010/wordprocessingCanvas" xmlns:cx="http://schemas.microsoft.com/office/drawing/2014/chartex" xmlns:cx1="http://schemas.microsoft.com/office/drawing/2015/9/8/chartex" xmlns:cx2="http://schemas.microsoft.com/office/drawing/2015/10/21/chartex" xmlns:cx3="http://schemas.microsoft.com/office/drawing/2016/5/9/chartex" xmlns:cx4="http://schemas.microsoft.com/office/drawing/2016/5/10/chartex" xmlns:cx5="http://schemas.microsoft.com/office/drawing/2016/5/11/chartex" xmlns:cx6="http://schemas.microsoft.com/office/drawing/2016/5/12/chartex" xmlns:cx7="http://schemas.microsoft.com/office/drawing/2016/5/13/chartex" xmlns:cx8="http://schemas.microsoft.com/office/drawing/2016/5/14/chartex" xmlns:mc="http://schemas.openxmlformats.org/markup-compatibility/2006" xmlns:aink="http://schemas.microsoft.com/office/drawing/2016/ink" xmlns:am3d="http://schemas.microsoft.com/office/drawing/2017/model3d" xmlns:o="urn:schemas-microsoft-com:office:office" xmlns:oel="http://schemas.microsoft.com/office/2019/extlst" xmlns:r="http://schemas.openxmlformats.org/officeDocument/2006/relationships" xmlns:m="http://schemas.openxmlformats.org/officeDocument/2006/math" xmlns:v="urn:schemas-microsoft-com:vml" xmlns:wp14="http://schemas.microsoft.com/office/word/2010/wordprocessingDrawing" xmlns:wp="http://schemas.openxmlformats.org/drawingml/2006/wordprocessingDrawing" xmlns:w10="urn:schemas-microsoft-com:office:word" xmlns:w="http://schemas.openxmlformats.org/wordprocessingml/2006/main" xmlns:w14="http://schemas.microsoft.com/office/word/2010/wordml" xmlns:w15="http://schemas.microsoft.com/office/word/2012/wordml" xmlns:w16cex="http://schemas.microsoft.com/office/word/2018/wordml/cex" xmlns:w16cid="http://schemas.microsoft.com/office/word/2016/wordml/cid" xmlns:w16="http://schemas.microsoft.com/office/word/2018/wordml" xmlns:w16du="http://schemas.microsoft.com/office/word/2023/wordml/word16du" xmlns:w16sdtdh="http://schemas.microsoft.com/office/word/2020/wordml/sdtdatahash" xmlns:w16sdtfl="http://schemas.microsoft.com/office/word/2024/wordml/sdtformatlock" xmlns:w16se="http://schemas.microsoft.com/office/word/2015/wordml/symex" xmlns:wpg="http://schemas.microsoft.com/office/word/2010/wordprocessingGroup" xmlns:wpi="http://schemas.microsoft.com/office/word/2010/wordprocessingInk" xmlns:wne="http://schemas.microsoft.com/office/word/2006/wordml" xmlns:wps="http://schemas.microsoft.com/office/word/2010/wordprocessingShape" mc:Ignorable="w14 w15 w16se w16cid w16 w16cex w16sdtdh w16sdtfl w16du wp14">
   <w:p>
     <w:pPr>
       <w:pStyle w:val="Header"/>
@@ -1029,7 +1081,7 @@
 </file>
 
 <file path=word/header3.xml><?xml version="1.0" encoding="utf-8"?>
-<w:hdr xmlns:wpc="http://schemas.microsoft.com/office/word/2010/wordprocessingCanvas" xmlns:cx="http://schemas.microsoft.com/office/drawing/2014/chartex" xmlns:cx1="http://schemas.microsoft.com/office/drawing/2015/9/8/chartex" xmlns:cx2="http://schemas.microsoft.com/office/drawing/2015/10/21/chartex" xmlns:cx3="http://schemas.microsoft.com/office/drawing/2016/5/9/chartex" xmlns:cx4="http://schemas.microsoft.com/office/drawing/2016/5/10/chartex" xmlns:cx5="http://schemas.microsoft.com/office/drawing/2016/5/11/chartex" xmlns:cx6="http://schemas.microsoft.com/office/drawing/2016/5/12/chartex" xmlns:cx7="http://schemas.microsoft.com/office/drawing/2016/5/13/chartex" xmlns:cx8="http://schemas.microsoft.com/office/drawing/2016/5/14/chartex" xmlns:mc="http://schemas.openxmlformats.org/markup-compatibility/2006" xmlns:aink="http://schemas.microsoft.com/office/drawing/2016/ink" xmlns:am3d="http://schemas.microsoft.com/office/drawing/2017/model3d" xmlns:o="urn:schemas-microsoft-com:office:office" xmlns:oel="http://schemas.microsoft.com/office/2019/extlst" xmlns:r="http://schemas.openxmlformats.org/officeDocument/2006/relationships" xmlns:m="http://schemas.openxmlformats.org/officeDocument/2006/math" xmlns:v="urn:schemas-microsoft-com:vml" xmlns:wp14="http://schemas.microsoft.com/office/word/2010/wordprocessingDrawing" xmlns:wp="http://schemas.openxmlformats.org/drawingml/2006/wordprocessingDrawing" xmlns:w10="urn:schemas-microsoft-com:office:word" xmlns:w="http://schemas.openxmlformats.org/wordprocessingml/2006/main" xmlns:w14="http://schemas.microsoft.com/office/word/2010/wordml" xmlns:w15="http://schemas.microsoft.com/office/word/2012/wordml" xmlns:w16cex="http://schemas.microsoft.com/office/word/2018/wordml/cex" xmlns:w16cid="http://schemas.microsoft.com/office/word/2016/wordml/cid" xmlns:w16="http://schemas.microsoft.com/office/word/2018/wordml" xmlns:w16sdtdh="http://schemas.microsoft.com/office/word/2020/wordml/sdtdatahash" xmlns:w16se="http://schemas.microsoft.com/office/word/2015/wordml/symex" xmlns:wpg="http://schemas.microsoft.com/office/word/2010/wordprocessingGroup" xmlns:wpi="http://schemas.microsoft.com/office/word/2010/wordprocessingInk" xmlns:wne="http://schemas.microsoft.com/office/word/2006/wordml" xmlns:wps="http://schemas.microsoft.com/office/word/2010/wordprocessingShape" mc:Ignorable="w14 w15 w16se w16cid w16 w16cex w16sdtdh wp14">
+<w:hdr xmlns:wpc="http://schemas.microsoft.com/office/word/2010/wordprocessingCanvas" xmlns:cx="http://schemas.microsoft.com/office/drawing/2014/chartex" xmlns:cx1="http://schemas.microsoft.com/office/drawing/2015/9/8/chartex" xmlns:cx2="http://schemas.microsoft.com/office/drawing/2015/10/21/chartex" xmlns:cx3="http://schemas.microsoft.com/office/drawing/2016/5/9/chartex" xmlns:cx4="http://schemas.microsoft.com/office/drawing/2016/5/10/chartex" xmlns:cx5="http://schemas.microsoft.com/office/drawing/2016/5/11/chartex" xmlns:cx6="http://schemas.microsoft.com/office/drawing/2016/5/12/chartex" xmlns:cx7="http://schemas.microsoft.com/office/drawing/2016/5/13/chartex" xmlns:cx8="http://schemas.microsoft.com/office/drawing/2016/5/14/chartex" xmlns:mc="http://schemas.openxmlformats.org/markup-compatibility/2006" xmlns:aink="http://schemas.microsoft.com/office/drawing/2016/ink" xmlns:am3d="http://schemas.microsoft.com/office/drawing/2017/model3d" xmlns:o="urn:schemas-microsoft-com:office:office" xmlns:oel="http://schemas.microsoft.com/office/2019/extlst" xmlns:r="http://schemas.openxmlformats.org/officeDocument/2006/relationships" xmlns:m="http://schemas.openxmlformats.org/officeDocument/2006/math" xmlns:v="urn:schemas-microsoft-com:vml" xmlns:wp14="http://schemas.microsoft.com/office/word/2010/wordprocessingDrawing" xmlns:wp="http://schemas.openxmlformats.org/drawingml/2006/wordprocessingDrawing" xmlns:w10="urn:schemas-microsoft-com:office:word" xmlns:w="http://schemas.openxmlformats.org/wordprocessingml/2006/main" xmlns:w14="http://schemas.microsoft.com/office/word/2010/wordml" xmlns:w15="http://schemas.microsoft.com/office/word/2012/wordml" xmlns:w16cex="http://schemas.microsoft.com/office/word/2018/wordml/cex" xmlns:w16cid="http://schemas.microsoft.com/office/word/2016/wordml/cid" xmlns:w16="http://schemas.microsoft.com/office/word/2018/wordml" xmlns:w16du="http://schemas.microsoft.com/office/word/2023/wordml/word16du" xmlns:w16sdtdh="http://schemas.microsoft.com/office/word/2020/wordml/sdtdatahash" xmlns:w16sdtfl="http://schemas.microsoft.com/office/word/2024/wordml/sdtformatlock" xmlns:w16se="http://schemas.microsoft.com/office/word/2015/wordml/symex" xmlns:wpg="http://schemas.microsoft.com/office/word/2010/wordprocessingGroup" xmlns:wpi="http://schemas.microsoft.com/office/word/2010/wordprocessingInk" xmlns:wne="http://schemas.microsoft.com/office/word/2006/wordml" xmlns:wps="http://schemas.microsoft.com/office/word/2010/wordprocessingShape" mc:Ignorable="w14 w15 w16se w16cid w16 w16cex w16sdtdh w16sdtfl w16du wp14">
   <w:p>
     <w:pPr>
       <w:pStyle w:val="Header"/>
@@ -1038,7 +1090,7 @@
     <w:r>
       <w:tab/>
       <w:tab/>
-      <w:t>2026-06-17</w:t>
+      <w:t>2026-06-18</w:t>
       <w:br/>
       <w:br/>
     </w:r>
@@ -1055,7 +1107,7 @@
 </file>
 
 <file path=word/numbering.xml><?xml version="1.0" encoding="utf-8"?>
-<w:numbering xmlns:wpc="http://schemas.microsoft.com/office/word/2010/wordprocessingCanvas" xmlns:cx="http://schemas.microsoft.com/office/drawing/2014/chartex" xmlns:cx1="http://schemas.microsoft.com/office/drawing/2015/9/8/chartex" xmlns:cx2="http://schemas.microsoft.com/office/drawing/2015/10/21/chartex" xmlns:cx3="http://schemas.microsoft.com/office/drawing/2016/5/9/chartex" xmlns:cx4="http://schemas.microsoft.com/office/drawing/2016/5/10/chartex" xmlns:cx5="http://schemas.microsoft.com/office/drawing/2016/5/11/chartex" xmlns:cx6="http://schemas.microsoft.com/office/drawing/2016/5/12/chartex" xmlns:cx7="http://schemas.microsoft.com/office/drawing/2016/5/13/chartex" xmlns:cx8="http://schemas.microsoft.com/office/drawing/2016/5/14/chartex" xmlns:mc="http://schemas.openxmlformats.org/markup-compatibility/2006" xmlns:aink="http://schemas.microsoft.com/office/drawing/2016/ink" xmlns:am3d="http://schemas.microsoft.com/office/drawing/2017/model3d" xmlns:o="urn:schemas-microsoft-com:office:office" xmlns:oel="http://schemas.microsoft.com/office/2019/extlst" xmlns:r="http://schemas.openxmlformats.org/officeDocument/2006/relationships" xmlns:m="http://schemas.openxmlformats.org/officeDocument/2006/math" xmlns:v="urn:schemas-microsoft-com:vml" xmlns:wp14="http://schemas.microsoft.com/office/word/2010/wordprocessingDrawing" xmlns:wp="http://schemas.openxmlformats.org/drawingml/2006/wordprocessingDrawing" xmlns:w10="urn:schemas-microsoft-com:office:word" xmlns:w="http://schemas.openxmlformats.org/wordprocessingml/2006/main" xmlns:w14="http://schemas.microsoft.com/office/word/2010/wordml" xmlns:w15="http://schemas.microsoft.com/office/word/2012/wordml" xmlns:w16cex="http://schemas.microsoft.com/office/word/2018/wordml/cex" xmlns:w16cid="http://schemas.microsoft.com/office/word/2016/wordml/cid" xmlns:w16="http://schemas.microsoft.com/office/word/2018/wordml" xmlns:w16sdtdh="http://schemas.microsoft.com/office/word/2020/wordml/sdtdatahash" xmlns:w16se="http://schemas.microsoft.com/office/word/2015/wordml/symex" xmlns:wpg="http://schemas.microsoft.com/office/word/2010/wordprocessingGroup" xmlns:wpi="http://schemas.microsoft.com/office/word/2010/wordprocessingInk" xmlns:wne="http://schemas.microsoft.com/office/word/2006/wordml" xmlns:wps="http://schemas.microsoft.com/office/word/2010/wordprocessingShape" mc:Ignorable="w14 w15 w16se w16cid w16 w16cex w16sdtdh wp14">
+<w:numbering xmlns:wpc="http://schemas.microsoft.com/office/word/2010/wordprocessingCanvas" xmlns:cx="http://schemas.microsoft.com/office/drawing/2014/chartex" xmlns:cx1="http://schemas.microsoft.com/office/drawing/2015/9/8/chartex" xmlns:cx2="http://schemas.microsoft.com/office/drawing/2015/10/21/chartex" xmlns:cx3="http://schemas.microsoft.com/office/drawing/2016/5/9/chartex" xmlns:cx4="http://schemas.microsoft.com/office/drawing/2016/5/10/chartex" xmlns:cx5="http://schemas.microsoft.com/office/drawing/2016/5/11/chartex" xmlns:cx6="http://schemas.microsoft.com/office/drawing/2016/5/12/chartex" xmlns:cx7="http://schemas.microsoft.com/office/drawing/2016/5/13/chartex" xmlns:cx8="http://schemas.microsoft.com/office/drawing/2016/5/14/chartex" xmlns:mc="http://schemas.openxmlformats.org/markup-compatibility/2006" xmlns:aink="http://schemas.microsoft.com/office/drawing/2016/ink" xmlns:am3d="http://schemas.microsoft.com/office/drawing/2017/model3d" xmlns:o="urn:schemas-microsoft-com:office:office" xmlns:oel="http://schemas.microsoft.com/office/2019/extlst" xmlns:r="http://schemas.openxmlformats.org/officeDocument/2006/relationships" xmlns:m="http://schemas.openxmlformats.org/officeDocument/2006/math" xmlns:v="urn:schemas-microsoft-com:vml" xmlns:wp14="http://schemas.microsoft.com/office/word/2010/wordprocessingDrawing" xmlns:wp="http://schemas.openxmlformats.org/drawingml/2006/wordprocessingDrawing" xmlns:w10="urn:schemas-microsoft-com:office:word" xmlns:w="http://schemas.openxmlformats.org/wordprocessingml/2006/main" xmlns:w14="http://schemas.microsoft.com/office/word/2010/wordml" xmlns:w15="http://schemas.microsoft.com/office/word/2012/wordml" xmlns:w16cex="http://schemas.microsoft.com/office/word/2018/wordml/cex" xmlns:w16cid="http://schemas.microsoft.com/office/word/2016/wordml/cid" xmlns:w16="http://schemas.microsoft.com/office/word/2018/wordml" xmlns:w16du="http://schemas.microsoft.com/office/word/2023/wordml/word16du" xmlns:w16sdtdh="http://schemas.microsoft.com/office/word/2020/wordml/sdtdatahash" xmlns:w16sdtfl="http://schemas.microsoft.com/office/word/2024/wordml/sdtformatlock" xmlns:w16se="http://schemas.microsoft.com/office/word/2015/wordml/symex" xmlns:wpg="http://schemas.microsoft.com/office/word/2010/wordprocessingGroup" xmlns:wpi="http://schemas.microsoft.com/office/word/2010/wordprocessingInk" xmlns:wne="http://schemas.microsoft.com/office/word/2006/wordml" xmlns:wps="http://schemas.microsoft.com/office/word/2010/wordprocessingShape" mc:Ignorable="w14 w15 w16se w16cid w16 w16cex w16sdtdh w16sdtfl w16du wp14">
   <w:abstractNum w:abstractNumId="0" w15:restartNumberingAfterBreak="0">
     <w:nsid w:val="FFFFFF7C"/>
     <w:multiLevelType w:val="singleLevel"/>
@@ -1258,7 +1310,7 @@
 </file>
 
 <file path=word/styles.xml><?xml version="1.0" encoding="utf-8"?>
-<w:styles xmlns:mc="http://schemas.openxmlformats.org/markup-compatibility/2006" xmlns:r="http://schemas.openxmlformats.org/officeDocument/2006/relationships" xmlns:w="http://schemas.openxmlformats.org/wordprocessingml/2006/main" xmlns:w14="http://schemas.microsoft.com/office/word/2010/wordml" xmlns:w15="http://schemas.microsoft.com/office/word/2012/wordml" xmlns:w16cex="http://schemas.microsoft.com/office/word/2018/wordml/cex" xmlns:w16cid="http://schemas.microsoft.com/office/word/2016/wordml/cid" xmlns:w16="http://schemas.microsoft.com/office/word/2018/wordml" xmlns:w16sdtdh="http://schemas.microsoft.com/office/word/2020/wordml/sdtdatahash" xmlns:w16se="http://schemas.microsoft.com/office/word/2015/wordml/symex" mc:Ignorable="w14 w15 w16se w16cid w16 w16cex w16sdtdh">
+<w:styles xmlns:mc="http://schemas.openxmlformats.org/markup-compatibility/2006" xmlns:r="http://schemas.openxmlformats.org/officeDocument/2006/relationships" xmlns:w="http://schemas.openxmlformats.org/wordprocessingml/2006/main" xmlns:w14="http://schemas.microsoft.com/office/word/2010/wordml" xmlns:w15="http://schemas.microsoft.com/office/word/2012/wordml" xmlns:w16cex="http://schemas.microsoft.com/office/word/2018/wordml/cex" xmlns:w16cid="http://schemas.microsoft.com/office/word/2016/wordml/cid" xmlns:w16="http://schemas.microsoft.com/office/word/2018/wordml" xmlns:w16du="http://schemas.microsoft.com/office/word/2023/wordml/word16du" xmlns:w16sdtdh="http://schemas.microsoft.com/office/word/2020/wordml/sdtdatahash" xmlns:w16sdtfl="http://schemas.microsoft.com/office/word/2024/wordml/sdtformatlock" xmlns:w16se="http://schemas.microsoft.com/office/word/2015/wordml/symex" mc:Ignorable="w14 w15 w16se w16cid w16 w16cex w16sdtdh w16sdtfl w16du">
   <w:docDefaults>
     <w:rPrDefault>
       <w:rPr>
@@ -2016,7 +2068,7 @@
     <w:link w:val="TitleChar"/>
     <w:uiPriority w:val="10"/>
     <w:qFormat/>
-    <w:rsid w:val="007106C8"/>
+    <w:rsid w:val="00E854FA"/>
     <w:pPr>
       <w:spacing w:after="300" w:line="240" w:lineRule="auto"/>
       <w:contextualSpacing/>
@@ -2026,7 +2078,7 @@
       <w:rFonts w:eastAsiaTheme="majorEastAsia" w:cstheme="majorBidi"/>
       <w:spacing w:val="5"/>
       <w:kern w:val="28"/>
-      <w:sz w:val="52"/>
+      <w:sz w:val="40"/>
       <w:szCs w:val="52"/>
       <w:lang w:val="sv-SE" w:eastAsia="en-US" w:bidi="ar-SA"/>
     </w:rPr>
@@ -2036,12 +2088,12 @@
     <w:basedOn w:val="DefaultParagraphFont"/>
     <w:link w:val="Title"/>
     <w:uiPriority w:val="10"/>
-    <w:rsid w:val="007106C8"/>
+    <w:rsid w:val="00E854FA"/>
     <w:rPr>
       <w:rFonts w:ascii="Times New Roman" w:eastAsiaTheme="majorEastAsia" w:hAnsi="Times New Roman" w:cstheme="majorBidi"/>
       <w:spacing w:val="5"/>
       <w:kern w:val="28"/>
-      <w:sz w:val="52"/>
+      <w:sz w:val="40"/>
       <w:szCs w:val="52"/>
       <w:lang w:val="sv-SE" w:eastAsia="en-US" w:bidi="ar-SA"/>
     </w:rPr>

--- a/klagomål/A 8756-2024 FSC-klagomål.docx
+++ b/klagomål/A 8756-2024 FSC-klagomål.docx
@@ -1090,7 +1090,7 @@
     <w:r>
       <w:tab/>
       <w:tab/>
-      <w:t>2026-06-18</w:t>
+      <w:t>2026-06-19</w:t>
       <w:br/>
       <w:br/>
     </w:r>

--- a/klagomål/A 8756-2024 FSC-klagomål.docx
+++ b/klagomål/A 8756-2024 FSC-klagomål.docx
@@ -1090,7 +1090,7 @@
     <w:r>
       <w:tab/>
       <w:tab/>
-      <w:t>2026-06-19</w:t>
+      <w:t>2026-06-20</w:t>
       <w:br/>
       <w:br/>
     </w:r>

--- a/klagomål/A 8756-2024 FSC-klagomål.docx
+++ b/klagomål/A 8756-2024 FSC-klagomål.docx
@@ -168,38 +168,7 @@
     </w:p>
     <w:p>
       <w:r>
-        <w:t>Detta dokument behandlar höga naturvärden i avverkningsanmälan A 8756-2024 i Falu kommun som inkom 2024-03-05 och omfattar 4,1 ha.</w:t>
-      </w:r>
-    </w:p>
-    <w:p>
-      <w:r>
-        <w:t>Nedan presenteras fynd av naturvårdsarter och fridlysta arter som gjorts i det avverkningsanmälda området, samt relevanta utdrag ur standarderna för FSC, Chain of Custody, Controlled Wood och PEFC. I BILAGA 1 finns artfakta om fridlysta och rödlistade arter.</w:t>
-      </w:r>
-    </w:p>
-    <w:p>
-      <w:r>
-        <w:t>Vi förväntar oss att ni återkommer med ett skriftligt svar på vårt klagomål och även beskriver vilka korrigerande åtgärder ni satt in för att rätta till identifierade brister i er efterlevnad av den svenska FSC standarden.</w:t>
-      </w:r>
-    </w:p>
-    <w:p>
-      <w:pPr>
-        <w:pStyle w:val="Heading1"/>
-      </w:pPr>
-      <w:r>
-        <w:t>Naturvårdsarter</w:t>
-      </w:r>
-    </w:p>
-    <w:p>
-      <w:r>
-        <w:t>I och inom 16 meter från avverkningsanmälan har följande 5 naturvårdsarter hittats: mindre märgborre (S, T), blåbär (T), linnea (T), spillkråka (T, §4) och kungsfågel (§4). Arter som är signalarter enligt Skogsstyrelsen har markerats med (S). Typiska arter inom Natura 2000 som är kopplade till skogsekosystem har markerats med (T). För fridlysta arter anges även paragrafen i Artskyddsförordningen som arten är fridlyst enligt.</w:t>
-      </w:r>
-    </w:p>
-    <w:p>
-      <w:r>
-        <w:t>De påträffade naturvårdsarterna är ett tydligt kvitto på att det rör sig om en skog med höga naturvärden.</w:t>
-      </w:r>
-      <w:r>
-        <w:t xml:space="preserve"> I Figur 1 visas fyndplatser för naturvårdsarter i området, som finns registrerade på Artportalen.</w:t>
+        <w:t>Detta klagomål behandlar höga naturvärden i avverkningsanmälan A 8756-2024 i Falu kommun som inkom 2024-03-05 och omfattar 4,1 ha.</w:t>
       </w:r>
     </w:p>
     <w:p>
@@ -247,34 +216,104 @@
         <w:spacing w:after="240"/>
       </w:pPr>
       <w:r>
-        <w:t>Figur 1. Fyndplatser för naturvårdsarter i och inom 16 meter från avverkningsanmälan (röd linje). Markörer utan svart kant är placerade på fyndplatsen. Markörer med svart kant är placerade vid sidan av fyndplatsen och har ett svart streck som visar fyndplatsens exakta position. Kartans mittpunktskoordinat är N 6717394, E 529437 i SWEREF 99 TM.</w:t>
+        <w:t>Figur 1. Fyndplatser för naturvårdsarter i och inom 16 meter från avverkningsanmälan. Markörer utan svart kant är placerade på fyndplatsen. Markörer med svart kant är placerade vid sidan av fyndplatsen har ett svart streck som visar fyndplatsens exakta position. Kartans mittpunktskoordinat är N 6717394, E 529437 i SWEREF 99 TM.</w:t>
+      </w:r>
+    </w:p>
+    <w:p>
+      <w:r>
+        <w:t>I och inom 16 meter från avverkningsanmälan finns fynd av 5 naturvårdsarter, varav 2 är fridlysta, 4 är typiska (T) och 1 är signalart (S): mindre märgborre (S, T), blåbär (T), linnea (T), spillkråka (T, §4) och kungsfågel (§4). Se Figur 1.</w:t>
+      </w:r>
+    </w:p>
+    <w:p>
+      <w:r>
+        <w:t>Nedan presenteras relevanta utdrag ur standarderna för FSC, Chain of Custody, Controlled Wood och PEFC.</w:t>
+      </w:r>
+    </w:p>
+    <w:p>
+      <w:r>
+        <w:t>Vi förväntar oss att ni återkommer med ett skriftligt svar på vårt klagomål och även beskriver vilka korrigerande åtgärder ni satt in för att rätta till identifierade brister i er efterlevnad av den svenska FSC standarden.</w:t>
       </w:r>
     </w:p>
     <w:p>
       <w:pPr>
-        <w:pStyle w:val="Heading2"/>
+        <w:pStyle w:val="Heading1"/>
       </w:pPr>
       <w:r>
-        <w:t>Fridlysta arter</w:t>
+        <w:t>Naturvårdsarter och fridlysta arter</w:t>
       </w:r>
     </w:p>
     <w:p>
       <w:r>
-        <w:t>Följande fridlysta arter har sina livsmiljöer och växtplatser i den avverkningsanmälda skogen: spillkråka (T, §4) och kungsfågel (§4).</w:t>
+        <w:t>Nedan följer beskrivningar av de naturvårdsarter och fridlysta arter som har sina livsmiljöer och växtplatser i den avverkningsanmälda skogen. Se även ytterligare artfakta i BILAGA 1. De påträffade naturvårdsarterna är ett tydligt kvitto på att det rör sig om en skog med höga naturvärden.</w:t>
       </w:r>
     </w:p>
     <w:p>
-      <w:r>
-        <w:t xml:space="preserve">Observera att medlemsländerna är skyldiga att agera i enlighet med EU:s fågeldirektiv där det uttryckligen står att direktivet gäller för fåglar samt för deras ägg, bon och </w:t>
-      </w:r>
       <w:r>
         <w:rPr>
           <w:b/>
         </w:rPr>
-        <w:t xml:space="preserve">livsmiljöer </w:t>
-      </w:r>
-      <w:r>
-        <w:t>(artikel 1). Vidare att de åtgärder som vidtas inte får leda till en försämring av den nuvarande situationen beträffande bevarandet av de fågelarter som avses i artikel 1 (artikel 13). Fågeldirektivet är styrande för tillsynsansvariga myndigheters ärendehantering, ställningstaganden och beslutsfattande.</w:t>
+        <w:t>Mindre märgborre</w:t>
+      </w:r>
+      <w:r>
+        <w:t xml:space="preserve"> är en signalart för tallskog med höga naturvärden och betraktas tillsammans med skarptandad barkborre som nyckelarter för ett antal sällsynta åtgärdsprogramsarter som är beroende av deras gångsystem. Bland dessa kan nämnas avlång barkborre (VU), </w:t>
+      </w:r>
+      <w:r>
+        <w:rPr>
+          <w:i/>
+        </w:rPr>
+        <w:t>Corticeus longulus</w:t>
+      </w:r>
+      <w:r>
+        <w:t xml:space="preserve"> (VU), tallgångbagge (VU), cholodkovskys bastborre (NT) och tallbarksvartbagge (NT). Den mindre märgborrens måsvingeliknande gnaggångar är lätta att känna igen och hittas ofta på grova tallgrenar på marken. Rika förekomster av främst mindre märgborre men även skarptandad barkborre är en signal för artrikedom och inventeringar har visat att det är i skogar med en naturlig självgallring som det skapas förutsättningar för dessa arter samt de efterföljande åtgärdsprogramsarterna. Tallskogar med stark förekomst av mindre märgborre och skarptandad barkborre bör avsättas som reservat. Generellt bör hänsyn tas vid slutavverkning av talldominerad skog så att avverkningsrester som gren- och toppdelar lämnas. Mindre märgborre är typisk art för </w:t>
+      </w:r>
+      <w:r>
+        <w:rPr>
+          <w:i/>
+        </w:rPr>
+        <w:t>9060 Åsbarrskog</w:t>
+      </w:r>
+      <w:r>
+        <w:t xml:space="preserve"> (SLU Artdatabanken, 2026; Pettersson, 2014; Hedgren, 2012; Gunnarsson m fl., 1999).</w:t>
+      </w:r>
+    </w:p>
+    <w:p>
+      <w:r>
+        <w:rPr>
+          <w:b/>
+        </w:rPr>
+        <w:t>Blåbär</w:t>
+      </w:r>
+      <w:r>
+        <w:t xml:space="preserve"> är typisk art för </w:t>
+      </w:r>
+      <w:r>
+        <w:rPr>
+          <w:i/>
+        </w:rPr>
+        <w:t>9190 Näringsfattig ekskog</w:t>
+      </w:r>
+      <w:r>
+        <w:t>. I naturskogar och kontinuitetsskogar är blåbär värdväxt för bland annat de rödlistade fjärilarna sibiriskt lundfly (EN), tajgafjällfly (EN), urskogsfly (EN), fjällskogsfly (VU), högnordiskt fjällfly (VU), baltiskt skogsfly (NT), gråpudrat skogsfly (NT), grå blåbärsfältmätare (NT) och skogsfältmätare (NT) (SLU Artdatabanken, 2026).</w:t>
+      </w:r>
+    </w:p>
+    <w:p>
+      <w:r>
+        <w:rPr>
+          <w:b/>
+        </w:rPr>
+        <w:t xml:space="preserve">Linnea </w:t>
+      </w:r>
+      <w:r>
+        <w:t xml:space="preserve">är typisk art för </w:t>
+      </w:r>
+      <w:r>
+        <w:rPr>
+          <w:i/>
+        </w:rPr>
+        <w:t>9010 Taiga</w:t>
+      </w:r>
+      <w:r>
+        <w:t>. På linnea kan man hitta sporsäcksvampen linnealudd (SLU Artdatabanken, 2025).</w:t>
       </w:r>
     </w:p>
     <w:p>
@@ -304,88 +343,6 @@
       </w:r>
       <w:r>
         <w:t>. Den behöver grova träd, främst tall, asp och bok som boträd. Skogsbruk med korta omloppstider och täta, homogena ungskogar utgör det största hotet. Spillkråka är en nyckelart i skogliga miljöer vars övergivna bohål utnyttjas av flera andra hålhäckande fågelarter och fladdermöss, däribland pärluggla (EN, §4), knipa (§4), salskrake (§4) och skogsduva (§4). Hökuggla (VU, §4) och slaguggla (§4) häckar ofta i högstubbar som brutits av i höjd med ett gammalt spillkråkebo (SLU Artdatabanken, 2026; Skogsstyrelsen, 2016).</w:t>
-      </w:r>
-    </w:p>
-    <w:p>
-      <w:r>
-        <w:t>I BILAGA 1 finns mer detaljerad information om ekologi samt krav på livsmiljö hos fridlysta arter.</w:t>
-      </w:r>
-    </w:p>
-    <w:p>
-      <w:pPr>
-        <w:pStyle w:val="Heading2"/>
-      </w:pPr>
-      <w:r>
-        <w:t>Övriga naturvårdsarter</w:t>
-      </w:r>
-    </w:p>
-    <w:p>
-      <w:r>
-        <w:rPr>
-          <w:b/>
-        </w:rPr>
-        <w:t>Blåbär</w:t>
-      </w:r>
-      <w:r>
-        <w:t xml:space="preserve"> är typisk art för </w:t>
-      </w:r>
-      <w:r>
-        <w:rPr>
-          <w:i/>
-        </w:rPr>
-        <w:t>9190 Näringsfattig ekskog</w:t>
-      </w:r>
-      <w:r>
-        <w:t>. I naturskogar och kontinuitetsskogar är blåbär värdväxt för bland annat de rödlistade fjärilarna sibiriskt lundfly (EN), tajgafjällfly (EN), urskogsfly (EN), fjällskogsfly (VU), högnordiskt fjällfly (VU), baltiskt skogsfly (NT), gråpudrat skogsfly (NT), grå blåbärsfältmätare (NT) och skogsfältmätare (NT) (SLU Artdatabanken, 2026).</w:t>
-      </w:r>
-    </w:p>
-    <w:p>
-      <w:r>
-        <w:rPr>
-          <w:b/>
-        </w:rPr>
-        <w:t xml:space="preserve">Linnea </w:t>
-      </w:r>
-      <w:r>
-        <w:t xml:space="preserve">är typisk art för </w:t>
-      </w:r>
-      <w:r>
-        <w:rPr>
-          <w:i/>
-        </w:rPr>
-        <w:t>9010 Taiga</w:t>
-      </w:r>
-      <w:r>
-        <w:t>. På linnea kan man hitta sporsäcksvampen linnealudd (SLU Artdatabanken, 2025).</w:t>
-      </w:r>
-    </w:p>
-    <w:p>
-      <w:r>
-        <w:rPr>
-          <w:b/>
-        </w:rPr>
-        <w:t>Mindre märgborre</w:t>
-      </w:r>
-      <w:r>
-        <w:t xml:space="preserve"> är en signalart för tallskog med höga naturvärden och betraktas tillsammans med skarptandad barkborre som nyckelarter för ett antal sällsynta åtgärdsprogramsarter som är beroende av deras gångsystem. Bland dessa kan nämnas avlång barkborre (VU), </w:t>
-      </w:r>
-      <w:r>
-        <w:rPr>
-          <w:i/>
-        </w:rPr>
-        <w:t>Corticeus longulus</w:t>
-      </w:r>
-      <w:r>
-        <w:t xml:space="preserve"> (VU), tallgångbagge (VU), cholodkovskys bastborre (NT) och tallbarksvartbagge (NT). Den mindre märgborrens måsvingeliknande gnaggångar är lätta att känna igen och hittas ofta på grova tallgrenar på marken. Rika förekomster av främst mindre märgborre men även skarptandad barkborre är en signal för artrikedom och inventeringar har visat att det är i skogar med en naturlig självgallring som det skapas förutsättningar för dessa arter samt de efterföljande åtgärdsprogramsarterna. Tallskogar med stark förekomst av mindre märgborre och skarptandad barkborre bör avsättas som reservat. Generellt bör hänsyn tas vid slutavverkning av talldominerad skog så att avverkningsrester som gren- och toppdelar lämnas. Mindre märgborre är typisk art för </w:t>
-      </w:r>
-      <w:r>
-        <w:rPr>
-          <w:i/>
-        </w:rPr>
-        <w:t>9060 Åsbarrskog</w:t>
-      </w:r>
-      <w:r>
-        <w:t xml:space="preserve"> (SLU Artdatabanken, 2026; Pettersson, 2014; Hedgren, 2012; Gunnarsson m fl., 1999).</w:t>
       </w:r>
     </w:p>
     <w:p>
@@ -1090,7 +1047,7 @@
     <w:r>
       <w:tab/>
       <w:tab/>
-      <w:t>2026-06-20</w:t>
+      <w:t>2026-06-21</w:t>
       <w:br/>
       <w:br/>
     </w:r>

--- a/klagomål/A 8756-2024 FSC-klagomål.docx
+++ b/klagomål/A 8756-2024 FSC-klagomål.docx
@@ -1047,7 +1047,7 @@
     <w:r>
       <w:tab/>
       <w:tab/>
-      <w:t>2026-06-21</w:t>
+      <w:t>2026-06-22</w:t>
       <w:br/>
       <w:br/>
     </w:r>

--- a/klagomål/A 8756-2024 FSC-klagomål.docx
+++ b/klagomål/A 8756-2024 FSC-klagomål.docx
@@ -1047,7 +1047,7 @@
     <w:r>
       <w:tab/>
       <w:tab/>
-      <w:t>2026-06-22</w:t>
+      <w:t>2026-06-23</w:t>
       <w:br/>
       <w:br/>
     </w:r>

--- a/klagomål/A 8756-2024 FSC-klagomål.docx
+++ b/klagomål/A 8756-2024 FSC-klagomål.docx
@@ -1047,7 +1047,7 @@
     <w:r>
       <w:tab/>
       <w:tab/>
-      <w:t>2026-06-23</w:t>
+      <w:t>2026-06-24</w:t>
       <w:br/>
       <w:br/>
     </w:r>

--- a/klagomål/A 8756-2024 FSC-klagomål.docx
+++ b/klagomål/A 8756-2024 FSC-klagomål.docx
@@ -1047,7 +1047,7 @@
     <w:r>
       <w:tab/>
       <w:tab/>
-      <w:t>2026-06-24</w:t>
+      <w:t>2026-06-25</w:t>
       <w:br/>
       <w:br/>
     </w:r>

--- a/klagomål/A 8756-2024 FSC-klagomål.docx
+++ b/klagomål/A 8756-2024 FSC-klagomål.docx
@@ -1047,7 +1047,7 @@
     <w:r>
       <w:tab/>
       <w:tab/>
-      <w:t>2026-06-25</w:t>
+      <w:t>2026-06-26</w:t>
       <w:br/>
       <w:br/>
     </w:r>

--- a/klagomål/A 8756-2024 FSC-klagomål.docx
+++ b/klagomål/A 8756-2024 FSC-klagomål.docx
@@ -1047,7 +1047,7 @@
     <w:r>
       <w:tab/>
       <w:tab/>
-      <w:t>2026-06-26</w:t>
+      <w:t>2026-06-27</w:t>
       <w:br/>
       <w:br/>
     </w:r>

--- a/klagomål/A 8756-2024 FSC-klagomål.docx
+++ b/klagomål/A 8756-2024 FSC-klagomål.docx
@@ -1047,7 +1047,7 @@
     <w:r>
       <w:tab/>
       <w:tab/>
-      <w:t>2026-06-27</w:t>
+      <w:t>2026-06-28</w:t>
       <w:br/>
       <w:br/>
     </w:r>

--- a/klagomål/A 8756-2024 FSC-klagomål.docx
+++ b/klagomål/A 8756-2024 FSC-klagomål.docx
@@ -1047,7 +1047,7 @@
     <w:r>
       <w:tab/>
       <w:tab/>
-      <w:t>2026-06-28</w:t>
+      <w:t>2026-06-29</w:t>
       <w:br/>
       <w:br/>
     </w:r>

--- a/klagomål/A 8756-2024 FSC-klagomål.docx
+++ b/klagomål/A 8756-2024 FSC-klagomål.docx
@@ -1047,7 +1047,7 @@
     <w:r>
       <w:tab/>
       <w:tab/>
-      <w:t>2026-06-29</w:t>
+      <w:t>2026-06-30</w:t>
       <w:br/>
       <w:br/>
     </w:r>

--- a/klagomål/A 8756-2024 FSC-klagomål.docx
+++ b/klagomål/A 8756-2024 FSC-klagomål.docx
@@ -1047,7 +1047,7 @@
     <w:r>
       <w:tab/>
       <w:tab/>
-      <w:t>2026-06-30</w:t>
+      <w:t>2026-07-01</w:t>
       <w:br/>
       <w:br/>
     </w:r>

--- a/klagomål/A 8756-2024 FSC-klagomål.docx
+++ b/klagomål/A 8756-2024 FSC-klagomål.docx
@@ -1047,7 +1047,7 @@
     <w:r>
       <w:tab/>
       <w:tab/>
-      <w:t>2026-07-01</w:t>
+      <w:t>2026-07-02</w:t>
       <w:br/>
       <w:br/>
     </w:r>

--- a/klagomål/A 8756-2024 FSC-klagomål.docx
+++ b/klagomål/A 8756-2024 FSC-klagomål.docx
@@ -1047,7 +1047,7 @@
     <w:r>
       <w:tab/>
       <w:tab/>
-      <w:t>2026-07-13</w:t>
+      <w:t>2026-07-14</w:t>
       <w:br/>
       <w:br/>
     </w:r>

--- a/klagomål/A 8756-2024 FSC-klagomål.docx
+++ b/klagomål/A 8756-2024 FSC-klagomål.docx
@@ -1047,7 +1047,7 @@
     <w:r>
       <w:tab/>
       <w:tab/>
-      <w:t>2026-07-14</w:t>
+      <w:t>2026-07-15</w:t>
       <w:br/>
       <w:br/>
     </w:r>

--- a/klagomål/A 8756-2024 FSC-klagomål.docx
+++ b/klagomål/A 8756-2024 FSC-klagomål.docx
@@ -1047,7 +1047,7 @@
     <w:r>
       <w:tab/>
       <w:tab/>
-      <w:t>2026-07-15</w:t>
+      <w:t>2026-07-16</w:t>
       <w:br/>
       <w:br/>
     </w:r>

--- a/klagomål/A 8756-2024 FSC-klagomål.docx
+++ b/klagomål/A 8756-2024 FSC-klagomål.docx
@@ -1047,7 +1047,7 @@
     <w:r>
       <w:tab/>
       <w:tab/>
-      <w:t>2026-07-16</w:t>
+      <w:t>2026-07-17</w:t>
       <w:br/>
       <w:br/>
     </w:r>

--- a/klagomål/A 8756-2024 FSC-klagomål.docx
+++ b/klagomål/A 8756-2024 FSC-klagomål.docx
@@ -1047,7 +1047,7 @@
     <w:r>
       <w:tab/>
       <w:tab/>
-      <w:t>2026-07-17</w:t>
+      <w:t>2026-07-18</w:t>
       <w:br/>
       <w:br/>
     </w:r>

--- a/klagomål/A 8756-2024 FSC-klagomål.docx
+++ b/klagomål/A 8756-2024 FSC-klagomål.docx
@@ -1047,7 +1047,7 @@
     <w:r>
       <w:tab/>
       <w:tab/>
-      <w:t>2026-07-18</w:t>
+      <w:t>2026-07-19</w:t>
       <w:br/>
       <w:br/>
     </w:r>

--- a/klagomål/A 8756-2024 FSC-klagomål.docx
+++ b/klagomål/A 8756-2024 FSC-klagomål.docx
@@ -1047,7 +1047,7 @@
     <w:r>
       <w:tab/>
       <w:tab/>
-      <w:t>2026-07-19</w:t>
+      <w:t>2026-07-20</w:t>
       <w:br/>
       <w:br/>
     </w:r>

--- a/klagomål/A 8756-2024 FSC-klagomål.docx
+++ b/klagomål/A 8756-2024 FSC-klagomål.docx
@@ -1047,7 +1047,7 @@
     <w:r>
       <w:tab/>
       <w:tab/>
-      <w:t>2026-07-20</w:t>
+      <w:t>2026-07-21</w:t>
       <w:br/>
       <w:br/>
     </w:r>

--- a/klagomål/A 8756-2024 FSC-klagomål.docx
+++ b/klagomål/A 8756-2024 FSC-klagomål.docx
@@ -1047,7 +1047,7 @@
     <w:r>
       <w:tab/>
       <w:tab/>
-      <w:t>2026-07-21</w:t>
+      <w:t>2026-07-22</w:t>
       <w:br/>
       <w:br/>
     </w:r>

--- a/klagomål/A 8756-2024 FSC-klagomål.docx
+++ b/klagomål/A 8756-2024 FSC-klagomål.docx
@@ -1047,7 +1047,7 @@
     <w:r>
       <w:tab/>
       <w:tab/>
-      <w:t>2026-07-22</w:t>
+      <w:t>2026-07-23</w:t>
       <w:br/>
       <w:br/>
     </w:r>

--- a/klagomål/A 8756-2024 FSC-klagomål.docx
+++ b/klagomål/A 8756-2024 FSC-klagomål.docx
@@ -1047,7 +1047,7 @@
     <w:r>
       <w:tab/>
       <w:tab/>
-      <w:t>2026-07-23</w:t>
+      <w:t>2026-07-24</w:t>
       <w:br/>
       <w:br/>
     </w:r>

--- a/klagomål/A 8756-2024 FSC-klagomål.docx
+++ b/klagomål/A 8756-2024 FSC-klagomål.docx
@@ -1047,7 +1047,7 @@
     <w:r>
       <w:tab/>
       <w:tab/>
-      <w:t>2026-07-24</w:t>
+      <w:t>2026-07-25</w:t>
       <w:br/>
       <w:br/>
     </w:r>

--- a/klagomål/A 8756-2024 FSC-klagomål.docx
+++ b/klagomål/A 8756-2024 FSC-klagomål.docx
@@ -1047,7 +1047,7 @@
     <w:r>
       <w:tab/>
       <w:tab/>
-      <w:t>2026-07-25</w:t>
+      <w:t>2026-07-26</w:t>
       <w:br/>
       <w:br/>
     </w:r>

--- a/klagomål/A 8756-2024 FSC-klagomål.docx
+++ b/klagomål/A 8756-2024 FSC-klagomål.docx
@@ -1047,7 +1047,7 @@
     <w:r>
       <w:tab/>
       <w:tab/>
-      <w:t>2026-07-26</w:t>
+      <w:t>2026-07-27</w:t>
       <w:br/>
       <w:br/>
     </w:r>

--- a/klagomål/A 8756-2024 FSC-klagomål.docx
+++ b/klagomål/A 8756-2024 FSC-klagomål.docx
@@ -1047,7 +1047,7 @@
     <w:r>
       <w:tab/>
       <w:tab/>
-      <w:t>2026-07-27</w:t>
+      <w:t>2026-07-28</w:t>
       <w:br/>
       <w:br/>
     </w:r>

--- a/klagomål/A 8756-2024 FSC-klagomål.docx
+++ b/klagomål/A 8756-2024 FSC-klagomål.docx
@@ -1047,7 +1047,7 @@
     <w:r>
       <w:tab/>
       <w:tab/>
-      <w:t>2026-07-28</w:t>
+      <w:t>2026-07-29</w:t>
       <w:br/>
       <w:br/>
     </w:r>

--- a/klagomål/A 8756-2024 FSC-klagomål.docx
+++ b/klagomål/A 8756-2024 FSC-klagomål.docx
@@ -1047,7 +1047,7 @@
     <w:r>
       <w:tab/>
       <w:tab/>
-      <w:t>2026-07-29</w:t>
+      <w:t>2026-07-30</w:t>
       <w:br/>
       <w:br/>
     </w:r>

--- a/klagomål/A 8756-2024 FSC-klagomål.docx
+++ b/klagomål/A 8756-2024 FSC-klagomål.docx
@@ -1047,7 +1047,7 @@
     <w:r>
       <w:tab/>
       <w:tab/>
-      <w:t>2026-07-30</w:t>
+      <w:t>2026-07-31</w:t>
       <w:br/>
       <w:br/>
     </w:r>

--- a/klagomål/A 8756-2024 FSC-klagomål.docx
+++ b/klagomål/A 8756-2024 FSC-klagomål.docx
@@ -1047,7 +1047,7 @@
     <w:r>
       <w:tab/>
       <w:tab/>
-      <w:t>2026-07-31</w:t>
+      <w:t>2026-08-01</w:t>
       <w:br/>
       <w:br/>
     </w:r>

--- a/klagomål/A 8756-2024 FSC-klagomål.docx
+++ b/klagomål/A 8756-2024 FSC-klagomål.docx
@@ -1047,7 +1047,7 @@
     <w:r>
       <w:tab/>
       <w:tab/>
-      <w:t>2026-08-01</w:t>
+      <w:t>2026-08-02</w:t>
       <w:br/>
       <w:br/>
     </w:r>

--- a/klagomål/A 8756-2024 FSC-klagomål.docx
+++ b/klagomål/A 8756-2024 FSC-klagomål.docx
@@ -1047,7 +1047,7 @@
     <w:r>
       <w:tab/>
       <w:tab/>
-      <w:t>2026-08-02</w:t>
+      <w:t>2026-08-03</w:t>
       <w:br/>
       <w:br/>
     </w:r>

--- a/klagomål/A 8756-2024 FSC-klagomål.docx
+++ b/klagomål/A 8756-2024 FSC-klagomål.docx
@@ -1047,7 +1047,7 @@
     <w:r>
       <w:tab/>
       <w:tab/>
-      <w:t>2026-08-03</w:t>
+      <w:t>2026-08-05</w:t>
       <w:br/>
       <w:br/>
     </w:r>

--- a/klagomål/A 8756-2024 FSC-klagomål.docx
+++ b/klagomål/A 8756-2024 FSC-klagomål.docx
@@ -1047,7 +1047,7 @@
     <w:r>
       <w:tab/>
       <w:tab/>
-      <w:t>2026-08-05</w:t>
+      <w:t>2026-08-07</w:t>
       <w:br/>
       <w:br/>
     </w:r>

--- a/klagomål/A 8756-2024 FSC-klagomål.docx
+++ b/klagomål/A 8756-2024 FSC-klagomål.docx
@@ -1047,7 +1047,7 @@
     <w:r>
       <w:tab/>
       <w:tab/>
-      <w:t>2026-08-07</w:t>
+      <w:t>2026-08-08</w:t>
       <w:br/>
       <w:br/>
     </w:r>

--- a/klagomål/A 8756-2024 FSC-klagomål.docx
+++ b/klagomål/A 8756-2024 FSC-klagomål.docx
@@ -216,7 +216,7 @@
         <w:spacing w:after="240"/>
       </w:pPr>
       <w:r>
-        <w:t>Figur 1. Fyndplatser för naturvårdsarter i och inom 16 meter från avverkningsanmälan. Markörer utan svart kant är placerade på fyndplatsen. Markörer med svart kant är placerade vid sidan av fyndplatsen har ett svart streck som visar fyndplatsens exakta position. Kartans mittpunktskoordinat är N 6717394, E 529437 i SWEREF 99 TM.</w:t>
+        <w:t>Figur 1. Fyndplatser för naturvårdsarter i och inom 16 meter från avverkningsanmälan. Markörer utan svart kant är placerade på fyndplatsen. Markörer med svart kant är placerade vid sidan av fyndplatsen och har ett svart streck som visar fyndplatsens exakta position. Kartans mittpunktskoordinat är N 6717394, E 529437 i SWEREF 99 TM.</w:t>
       </w:r>
     </w:p>
     <w:p>
@@ -1047,7 +1047,7 @@
     <w:r>
       <w:tab/>
       <w:tab/>
-      <w:t>2026-08-14</w:t>
+      <w:t>2026-08-15</w:t>
       <w:br/>
       <w:br/>
     </w:r>

--- a/klagomål/A 8756-2024 FSC-klagomål.docx
+++ b/klagomål/A 8756-2024 FSC-klagomål.docx
@@ -1047,7 +1047,7 @@
     <w:r>
       <w:tab/>
       <w:tab/>
-      <w:t>2026-08-15</w:t>
+      <w:t>2026-08-16</w:t>
       <w:br/>
       <w:br/>
     </w:r>

--- a/klagomål/A 8756-2024 FSC-klagomål.docx
+++ b/klagomål/A 8756-2024 FSC-klagomål.docx
@@ -1047,7 +1047,7 @@
     <w:r>
       <w:tab/>
       <w:tab/>
-      <w:t>2026-08-16</w:t>
+      <w:t>2026-08-17</w:t>
       <w:br/>
       <w:br/>
     </w:r>

--- a/klagomål/A 8756-2024 FSC-klagomål.docx
+++ b/klagomål/A 8756-2024 FSC-klagomål.docx
@@ -1047,7 +1047,7 @@
     <w:r>
       <w:tab/>
       <w:tab/>
-      <w:t>2026-08-17</w:t>
+      <w:t>2026-08-18</w:t>
       <w:br/>
       <w:br/>
     </w:r>

--- a/klagomål/A 8756-2024 FSC-klagomål.docx
+++ b/klagomål/A 8756-2024 FSC-klagomål.docx
@@ -1047,7 +1047,7 @@
     <w:r>
       <w:tab/>
       <w:tab/>
-      <w:t>2026-08-18</w:t>
+      <w:t>2026-08-19</w:t>
       <w:br/>
       <w:br/>
     </w:r>

--- a/klagomål/A 8756-2024 FSC-klagomål.docx
+++ b/klagomål/A 8756-2024 FSC-klagomål.docx
@@ -1047,7 +1047,7 @@
     <w:r>
       <w:tab/>
       <w:tab/>
-      <w:t>2026-08-19</w:t>
+      <w:t>2026-08-20</w:t>
       <w:br/>
       <w:br/>
     </w:r>

--- a/klagomål/A 8756-2024 FSC-klagomål.docx
+++ b/klagomål/A 8756-2024 FSC-klagomål.docx
@@ -1047,7 +1047,7 @@
     <w:r>
       <w:tab/>
       <w:tab/>
-      <w:t>2026-08-20</w:t>
+      <w:t>2026-08-21</w:t>
       <w:br/>
       <w:br/>
     </w:r>

--- a/klagomål/A 8756-2024 FSC-klagomål.docx
+++ b/klagomål/A 8756-2024 FSC-klagomål.docx
@@ -1047,7 +1047,7 @@
     <w:r>
       <w:tab/>
       <w:tab/>
-      <w:t>2026-08-21</w:t>
+      <w:t>2026-08-22</w:t>
       <w:br/>
       <w:br/>
     </w:r>

--- a/klagomål/A 8756-2024 FSC-klagomål.docx
+++ b/klagomål/A 8756-2024 FSC-klagomål.docx
@@ -1047,7 +1047,7 @@
     <w:r>
       <w:tab/>
       <w:tab/>
-      <w:t>2026-08-22</w:t>
+      <w:t>2026-08-23</w:t>
       <w:br/>
       <w:br/>
     </w:r>

--- a/klagomål/A 8756-2024 FSC-klagomål.docx
+++ b/klagomål/A 8756-2024 FSC-klagomål.docx
@@ -1047,7 +1047,7 @@
     <w:r>
       <w:tab/>
       <w:tab/>
-      <w:t>2026-08-23</w:t>
+      <w:t>2026-08-24</w:t>
       <w:br/>
       <w:br/>
     </w:r>

--- a/klagomål/A 8756-2024 FSC-klagomål.docx
+++ b/klagomål/A 8756-2024 FSC-klagomål.docx
@@ -1047,7 +1047,7 @@
     <w:r>
       <w:tab/>
       <w:tab/>
-      <w:t>2026-08-24</w:t>
+      <w:t>2026-08-25</w:t>
       <w:br/>
       <w:br/>
     </w:r>

--- a/klagomål/A 8756-2024 FSC-klagomål.docx
+++ b/klagomål/A 8756-2024 FSC-klagomål.docx
@@ -1047,7 +1047,7 @@
     <w:r>
       <w:tab/>
       <w:tab/>
-      <w:t>2026-08-25</w:t>
+      <w:t>2026-08-26</w:t>
       <w:br/>
       <w:br/>
     </w:r>

--- a/klagomål/A 8756-2024 FSC-klagomål.docx
+++ b/klagomål/A 8756-2024 FSC-klagomål.docx
@@ -1047,7 +1047,7 @@
     <w:r>
       <w:tab/>
       <w:tab/>
-      <w:t>2026-08-26</w:t>
+      <w:t>2026-08-27</w:t>
       <w:br/>
       <w:br/>
     </w:r>

--- a/klagomål/A 8756-2024 FSC-klagomål.docx
+++ b/klagomål/A 8756-2024 FSC-klagomål.docx
@@ -1047,7 +1047,7 @@
     <w:r>
       <w:tab/>
       <w:tab/>
-      <w:t>2026-08-27</w:t>
+      <w:t>2026-08-28</w:t>
       <w:br/>
       <w:br/>
     </w:r>

--- a/klagomål/A 8756-2024 FSC-klagomål.docx
+++ b/klagomål/A 8756-2024 FSC-klagomål.docx
@@ -1047,7 +1047,7 @@
     <w:r>
       <w:tab/>
       <w:tab/>
-      <w:t>2026-08-28</w:t>
+      <w:t>2026-08-29</w:t>
       <w:br/>
       <w:br/>
     </w:r>

--- a/klagomål/A 8756-2024 FSC-klagomål.docx
+++ b/klagomål/A 8756-2024 FSC-klagomål.docx
@@ -1047,7 +1047,7 @@
     <w:r>
       <w:tab/>
       <w:tab/>
-      <w:t>2026-08-29</w:t>
+      <w:t>2026-08-31</w:t>
       <w:br/>
       <w:br/>
     </w:r>

--- a/klagomål/A 8756-2024 FSC-klagomål.docx
+++ b/klagomål/A 8756-2024 FSC-klagomål.docx
@@ -1047,7 +1047,7 @@
     <w:r>
       <w:tab/>
       <w:tab/>
-      <w:t>2026-08-31</w:t>
+      <w:t>2026-09-01</w:t>
       <w:br/>
       <w:br/>
     </w:r>

--- a/klagomål/A 8756-2024 FSC-klagomål.docx
+++ b/klagomål/A 8756-2024 FSC-klagomål.docx
@@ -1047,7 +1047,7 @@
     <w:r>
       <w:tab/>
       <w:tab/>
-      <w:t>2026-09-01</w:t>
+      <w:t>2026-09-02</w:t>
       <w:br/>
       <w:br/>
     </w:r>

--- a/klagomål/A 8756-2024 FSC-klagomål.docx
+++ b/klagomål/A 8756-2024 FSC-klagomål.docx
@@ -1047,7 +1047,7 @@
     <w:r>
       <w:tab/>
       <w:tab/>
-      <w:t>2026-09-02</w:t>
+      <w:t>2026-09-03</w:t>
       <w:br/>
       <w:br/>
     </w:r>

--- a/klagomål/A 8756-2024 FSC-klagomål.docx
+++ b/klagomål/A 8756-2024 FSC-klagomål.docx
@@ -1047,7 +1047,7 @@
     <w:r>
       <w:tab/>
       <w:tab/>
-      <w:t>2026-09-03</w:t>
+      <w:t>2026-09-04</w:t>
       <w:br/>
       <w:br/>
     </w:r>

--- a/klagomål/A 8756-2024 FSC-klagomål.docx
+++ b/klagomål/A 8756-2024 FSC-klagomål.docx
@@ -1047,7 +1047,7 @@
     <w:r>
       <w:tab/>
       <w:tab/>
-      <w:t>2026-09-04</w:t>
+      <w:t>2026-09-05</w:t>
       <w:br/>
       <w:br/>
     </w:r>

--- a/klagomål/A 8756-2024 FSC-klagomål.docx
+++ b/klagomål/A 8756-2024 FSC-klagomål.docx
@@ -1047,7 +1047,7 @@
     <w:r>
       <w:tab/>
       <w:tab/>
-      <w:t>2026-09-05</w:t>
+      <w:t>2026-09-06</w:t>
       <w:br/>
       <w:br/>
     </w:r>

--- a/klagomål/A 8756-2024 FSC-klagomål.docx
+++ b/klagomål/A 8756-2024 FSC-klagomål.docx
@@ -1047,7 +1047,7 @@
     <w:r>
       <w:tab/>
       <w:tab/>
-      <w:t>2026-09-06</w:t>
+      <w:t>2026-09-07</w:t>
       <w:br/>
       <w:br/>
     </w:r>

--- a/klagomål/A 8756-2024 FSC-klagomål.docx
+++ b/klagomål/A 8756-2024 FSC-klagomål.docx
@@ -1047,7 +1047,7 @@
     <w:r>
       <w:tab/>
       <w:tab/>
-      <w:t>2026-09-07</w:t>
+      <w:t>2026-09-08</w:t>
       <w:br/>
       <w:br/>
     </w:r>

--- a/klagomål/A 8756-2024 FSC-klagomål.docx
+++ b/klagomål/A 8756-2024 FSC-klagomål.docx
@@ -1047,7 +1047,7 @@
     <w:r>
       <w:tab/>
       <w:tab/>
-      <w:t>2026-09-08</w:t>
+      <w:t>2026-09-09</w:t>
       <w:br/>
       <w:br/>
     </w:r>

--- a/klagomål/A 8756-2024 FSC-klagomål.docx
+++ b/klagomål/A 8756-2024 FSC-klagomål.docx
@@ -1047,7 +1047,7 @@
     <w:r>
       <w:tab/>
       <w:tab/>
-      <w:t>2026-09-09</w:t>
+      <w:t>2026-09-10</w:t>
       <w:br/>
       <w:br/>
     </w:r>

--- a/klagomål/A 8756-2024 FSC-klagomål.docx
+++ b/klagomål/A 8756-2024 FSC-klagomål.docx
@@ -1047,7 +1047,7 @@
     <w:r>
       <w:tab/>
       <w:tab/>
-      <w:t>2026-09-10</w:t>
+      <w:t>2026-09-11</w:t>
       <w:br/>
       <w:br/>
     </w:r>

--- a/klagomål/A 8756-2024 FSC-klagomål.docx
+++ b/klagomål/A 8756-2024 FSC-klagomål.docx
@@ -1047,7 +1047,7 @@
     <w:r>
       <w:tab/>
       <w:tab/>
-      <w:t>2026-09-11</w:t>
+      <w:t>2026-09-12</w:t>
       <w:br/>
       <w:br/>
     </w:r>

--- a/klagomål/A 8756-2024 FSC-klagomål.docx
+++ b/klagomål/A 8756-2024 FSC-klagomål.docx
@@ -1047,7 +1047,7 @@
     <w:r>
       <w:tab/>
       <w:tab/>
-      <w:t>2026-09-12</w:t>
+      <w:t>2026-09-13</w:t>
       <w:br/>
       <w:br/>
     </w:r>
